--- a/docx/ws6-automation.docx
+++ b/docx/ws6-automation.docx
@@ -7442,14 +7442,14 @@
           <w:sz w:val="22"/>
           <w:rtl/>
         </w:rPr>
-        <w:t xml:space="preserve">أسئلة تحقّق ختامية</w:t>
-      </w:r>
-      <w:r>
-        <w:rPr>
-          <w:sz w:val="22"/>
-          <w:rtl/>
-        </w:rPr>
-        <w:t xml:space="preserve">Final knowledge checks</w:t>
+        <w:t xml:space="preserve">أسئلة تحقّق ختامية (10 نقاط)</w:t>
+      </w:r>
+      <w:r>
+        <w:rPr>
+          <w:sz w:val="22"/>
+          <w:rtl/>
+        </w:rPr>
+        <w:t xml:space="preserve">Final knowledge checks (10 pts)</w:t>
       </w:r>
     </w:p>
     <w:p>

--- a/docx/ws6-automation.docx
+++ b/docx/ws6-automation.docx
@@ -2515,7 +2515,7 @@
           <w:sz w:val="22"/>
           <w:rtl/>
         </w:rPr>
-        <w:t xml:space="preserve">    [build-index] ✓ الفهرس محدَّث بالفعل.</w:t>
+        <w:t xml:space="preserve">    [build-index] ✔ الفهرس محدَّث بالفعل.</w:t>
       </w:r>
       <w:r>
         <w:rPr>
@@ -3557,7 +3557,7 @@
           <w:sz w:val="22"/>
           <w:rtl/>
         </w:rPr>
-        <w:t xml:space="preserve">الفحص أعلاه استخدم في الإصدار الأول من المشروع نمط بحث غير دقيق:</w:t>
+        <w:t xml:space="preserve">استخدم الإصدار الأول من المشروع نمط بحث غير دقيق:</w:t>
       </w:r>
       <w:r>
         <w:rPr>
@@ -3586,15 +3586,18 @@
           <w:sz w:val="22"/>
           <w:rtl/>
         </w:rPr>
-        <w:t xml:space="preserve">— ونتيجته أنه</w:t>
-      </w:r>
-      <w:r>
-        <w:rPr>
-          <w:sz w:val="22"/>
-          <w:rtl/>
-        </w:rPr>
-        <w:t xml:space="preserve"> </w:t>
-      </w:r>
+        <w:t xml:space="preserve">— وفيه ثلاث ثغرات، جرّبها بنفسك على فرع تجريبي:</w:t>
+      </w:r>
+    </w:p>
+    <w:p>
+      <w:pPr>
+        <w:pStyle w:val="Compact"/>
+        <w:numPr>
+          <w:ilvl w:val="0"/>
+          <w:numId w:val="1003"/>
+        </w:numPr>
+        <w:bidi/>
+      </w:pPr>
       <w:r>
         <w:rPr>
           <w:b/>
@@ -3602,35 +3605,106 @@
           <w:sz w:val="22"/>
           <w:rtl/>
         </w:rPr>
-        <w:t xml:space="preserve">كان يمرّ بنجاح</w:t>
-      </w:r>
-      <w:r>
-        <w:rPr>
-          <w:sz w:val="22"/>
-          <w:rtl/>
-        </w:rPr>
-        <w:t xml:space="preserve"> </w:t>
-      </w:r>
-      <w:r>
-        <w:rPr>
-          <w:sz w:val="22"/>
-          <w:rtl/>
-        </w:rPr>
-        <w:t xml:space="preserve">رغم وجود</w:t>
-      </w:r>
-      <w:r>
-        <w:rPr>
-          <w:sz w:val="22"/>
-          <w:rtl/>
-        </w:rPr>
-        <w:t xml:space="preserve"> </w:t>
-      </w:r>
-      <w:r>
-        <w:rPr>
-          <w:sz w:val="22"/>
-          <w:rtl/>
-        </w:rPr>
-        <w:t xml:space="preserve">علامات تعارض حقيقية، لأن العلامات الفعلية تكون</w:t>
+        <w:t xml:space="preserve">النطاق محدود بامتدادات ملفات:</w:t>
+      </w:r>
+      <w:r>
+        <w:rPr>
+          <w:sz w:val="22"/>
+          <w:rtl/>
+        </w:rPr>
+        <w:t xml:space="preserve"> </w:t>
+      </w:r>
+      <w:r>
+        <w:rPr>
+          <w:sz w:val="22"/>
+          <w:rtl/>
+        </w:rPr>
+        <w:t xml:space="preserve">اكتب علامات كاملة في</w:t>
+      </w:r>
+      <w:r>
+        <w:rPr>
+          <w:sz w:val="22"/>
+          <w:rtl/>
+        </w:rPr>
+        <w:t xml:space="preserve"> </w:t>
+      </w:r>
+      <w:r>
+        <w:rPr>
+          <w:rStyle w:val="VerbatimChar"/>
+          <w:sz w:val="22"/>
+          <w:rtl/>
+        </w:rPr>
+        <w:t xml:space="preserve">sandbox/team-slogan.txt</w:t>
+      </w:r>
+      <w:r>
+        <w:rPr>
+          <w:sz w:val="22"/>
+          <w:rtl/>
+        </w:rPr>
+        <w:t xml:space="preserve"> </w:t>
+      </w:r>
+      <w:r>
+        <w:rPr>
+          <w:sz w:val="22"/>
+          <w:rtl/>
+        </w:rPr>
+        <w:t xml:space="preserve">وشغّل النمط القديم ←</w:t>
+      </w:r>
+      <w:r>
+        <w:rPr>
+          <w:sz w:val="22"/>
+          <w:rtl/>
+        </w:rPr>
+        <w:t xml:space="preserve"> </w:t>
+      </w:r>
+      <w:r>
+        <w:rPr>
+          <w:b/>
+          <w:bCs/>
+          <w:sz w:val="22"/>
+          <w:rtl/>
+        </w:rPr>
+        <w:t xml:space="preserve">لا يجد شيئاً</w:t>
+      </w:r>
+      <w:r>
+        <w:rPr>
+          <w:sz w:val="22"/>
+          <w:rtl/>
+        </w:rPr>
+        <w:t xml:space="preserve">. وهذه أخطر ثغرة، لأن هذا الملف هو مختبر التعارض نفسه.</w:t>
+      </w:r>
+    </w:p>
+    <w:p>
+      <w:pPr>
+        <w:pStyle w:val="Compact"/>
+        <w:numPr>
+          <w:ilvl w:val="0"/>
+          <w:numId w:val="1003"/>
+        </w:numPr>
+        <w:bidi/>
+      </w:pPr>
+      <w:r>
+        <w:rPr>
+          <w:b/>
+          <w:bCs/>
+          <w:sz w:val="22"/>
+          <w:rtl/>
+        </w:rPr>
+        <w:t xml:space="preserve">العلامات تُشترط وحدها في السطر:</w:t>
+      </w:r>
+      <w:r>
+        <w:rPr>
+          <w:sz w:val="22"/>
+          <w:rtl/>
+        </w:rPr>
+        <w:t xml:space="preserve"> </w:t>
+      </w:r>
+      <w:r>
+        <w:rPr>
+          <w:sz w:val="22"/>
+          <w:rtl/>
+        </w:rPr>
+        <w:t xml:space="preserve">اكتب</w:t>
       </w:r>
       <w:r>
         <w:rPr>
@@ -3659,51 +3733,151 @@
           <w:sz w:val="22"/>
           <w:rtl/>
         </w:rPr>
-        <w:t xml:space="preserve">(مع اسم الفرع بعدها)،</w:t>
-      </w:r>
-      <w:r>
-        <w:rPr>
-          <w:sz w:val="22"/>
-          <w:rtl/>
-        </w:rPr>
-        <w:t xml:space="preserve"> </w:t>
-      </w:r>
-      <w:r>
-        <w:rPr>
-          <w:sz w:val="22"/>
-          <w:rtl/>
-        </w:rPr>
-        <w:t xml:space="preserve">ولأن البحث كان محدوداً بامتدادات ملفات معيّنة فأهمل</w:t>
-      </w:r>
-      <w:r>
-        <w:rPr>
-          <w:sz w:val="22"/>
-          <w:rtl/>
-        </w:rPr>
-        <w:t xml:space="preserve"> </w:t>
-      </w:r>
-      <w:r>
-        <w:rPr>
-          <w:rStyle w:val="VerbatimChar"/>
-          <w:sz w:val="22"/>
-          <w:rtl/>
-        </w:rPr>
-        <w:t xml:space="preserve">sandbox/team-slogan.txt</w:t>
-      </w:r>
-      <w:r>
-        <w:rPr>
-          <w:sz w:val="22"/>
-          <w:rtl/>
-        </w:rPr>
-        <w:t xml:space="preserve">.</w:t>
-      </w:r>
-      <w:r>
-        <w:rPr>
-          <w:sz w:val="22"/>
-          <w:rtl/>
-        </w:rPr>
-        <w:t xml:space="preserve"> </w:t>
-      </w:r>
+        <w:t xml:space="preserve">و</w:t>
+      </w:r>
+      <w:r>
+        <w:rPr>
+          <w:rStyle w:val="VerbatimChar"/>
+          <w:sz w:val="22"/>
+          <w:rtl/>
+        </w:rPr>
+        <w:t xml:space="preserve">&gt;&gt;&gt;&gt;&gt;&gt;&gt; feature/x</w:t>
+      </w:r>
+      <w:r>
+        <w:rPr>
+          <w:sz w:val="22"/>
+          <w:rtl/>
+        </w:rPr>
+        <w:t xml:space="preserve"> </w:t>
+      </w:r>
+      <w:r>
+        <w:rPr>
+          <w:sz w:val="22"/>
+          <w:rtl/>
+        </w:rPr>
+        <w:t xml:space="preserve">بلا السطر الأوسط ←</w:t>
+      </w:r>
+      <w:r>
+        <w:rPr>
+          <w:sz w:val="22"/>
+          <w:rtl/>
+        </w:rPr>
+        <w:t xml:space="preserve"> </w:t>
+      </w:r>
+      <w:r>
+        <w:rPr>
+          <w:b/>
+          <w:bCs/>
+          <w:sz w:val="22"/>
+          <w:rtl/>
+        </w:rPr>
+        <w:t xml:space="preserve">لا يجد شيئاً</w:t>
+      </w:r>
+      <w:r>
+        <w:rPr>
+          <w:sz w:val="22"/>
+          <w:rtl/>
+        </w:rPr>
+        <w:t xml:space="preserve">، لأن طرفي العلامة يحملان اسم الفرع.</w:t>
+      </w:r>
+    </w:p>
+    <w:p>
+      <w:pPr>
+        <w:pStyle w:val="Compact"/>
+        <w:numPr>
+          <w:ilvl w:val="0"/>
+          <w:numId w:val="1003"/>
+        </w:numPr>
+        <w:bidi/>
+      </w:pPr>
+      <w:r>
+        <w:rPr>
+          <w:b/>
+          <w:bCs/>
+          <w:sz w:val="22"/>
+          <w:rtl/>
+        </w:rPr>
+        <w:t xml:space="preserve">إيجابيات كاذبة:</w:t>
+      </w:r>
+      <w:r>
+        <w:rPr>
+          <w:sz w:val="22"/>
+          <w:rtl/>
+        </w:rPr>
+        <w:t xml:space="preserve"> </w:t>
+      </w:r>
+      <w:r>
+        <w:rPr>
+          <w:sz w:val="22"/>
+          <w:rtl/>
+        </w:rPr>
+        <w:t xml:space="preserve">ضع سطر</w:t>
+      </w:r>
+      <w:r>
+        <w:rPr>
+          <w:sz w:val="22"/>
+          <w:rtl/>
+        </w:rPr>
+        <w:t xml:space="preserve"> </w:t>
+      </w:r>
+      <w:r>
+        <w:rPr>
+          <w:rStyle w:val="VerbatimChar"/>
+          <w:sz w:val="22"/>
+          <w:rtl/>
+        </w:rPr>
+        <w:t xml:space="preserve">=======</w:t>
+      </w:r>
+      <w:r>
+        <w:rPr>
+          <w:sz w:val="22"/>
+          <w:rtl/>
+        </w:rPr>
+        <w:t xml:space="preserve"> </w:t>
+      </w:r>
+      <w:r>
+        <w:rPr>
+          <w:sz w:val="22"/>
+          <w:rtl/>
+        </w:rPr>
+        <w:t xml:space="preserve">فاصل في ملف توثيق (Markdown) ←</w:t>
+      </w:r>
+      <w:r>
+        <w:rPr>
+          <w:sz w:val="22"/>
+          <w:rtl/>
+        </w:rPr>
+        <w:t xml:space="preserve"> </w:t>
+      </w:r>
+      <w:r>
+        <w:rPr>
+          <w:b/>
+          <w:bCs/>
+          <w:sz w:val="22"/>
+          <w:rtl/>
+        </w:rPr>
+        <w:t xml:space="preserve">يفشل الفحص</w:t>
+      </w:r>
+      <w:r>
+        <w:rPr>
+          <w:sz w:val="22"/>
+          <w:rtl/>
+        </w:rPr>
+        <w:t xml:space="preserve"> </w:t>
+      </w:r>
+      <w:r>
+        <w:rPr>
+          <w:sz w:val="22"/>
+          <w:rtl/>
+        </w:rPr>
+        <w:t xml:space="preserve">على مستودع سليم، فيتعوّد الفريق على تجاهل الإنذار قبل أن يأتي الإنذار الحقيقي.</w:t>
+      </w:r>
+    </w:p>
+    <w:p>
+      <w:pPr>
+        <w:pStyle w:val="FirstParagraph"/>
+        <w:bidi/>
+      </w:pPr>
       <w:r>
         <w:rPr>
           <w:b/>
@@ -4119,7 +4293,7 @@
         <w:pStyle w:val="Compact"/>
         <w:numPr>
           <w:ilvl w:val="0"/>
-          <w:numId w:val="1003"/>
+          <w:numId w:val="1004"/>
         </w:numPr>
         <w:bidi/>
       </w:pPr>
@@ -4151,7 +4325,7 @@
         <w:pStyle w:val="Compact"/>
         <w:numPr>
           <w:ilvl w:val="0"/>
-          <w:numId w:val="1003"/>
+          <w:numId w:val="1004"/>
         </w:numPr>
         <w:bidi/>
       </w:pPr>
@@ -4493,7 +4667,7 @@
           <w:sz w:val="22"/>
           <w:rtl/>
         </w:rPr>
-        <w:t xml:space="preserve">[build-index] ✓ تم توليد الفهرس: 4 بطاقة.</w:t>
+        <w:t xml:space="preserve">[build-index] ✔ تم توليد الفهرس: 4 بطاقة.</w:t>
       </w:r>
       <w:r>
         <w:rPr>
@@ -4923,58 +5097,6 @@
         </w:rPr>
         <w:t xml:space="preserve">/ Evidence</w:t>
       </w:r>
-    </w:p>
-    <w:p>
-      <w:pPr>
-        <w:pStyle w:val="Compact"/>
-        <w:numPr>
-          <w:ilvl w:val="0"/>
-          <w:numId w:val="1004"/>
-        </w:numPr>
-        <w:bidi/>
-      </w:pPr>
-      <w:r>
-        <w:rPr>
-          <w:sz w:val="22"/>
-          <w:rtl/>
-        </w:rPr>
-        <w:t xml:space="preserve">الصق مخرجات</w:t>
-      </w:r>
-      <w:r>
-        <w:rPr>
-          <w:sz w:val="22"/>
-          <w:rtl/>
-        </w:rPr>
-        <w:t xml:space="preserve"> </w:t>
-      </w:r>
-      <w:r>
-        <w:rPr>
-          <w:rStyle w:val="VerbatimChar"/>
-          <w:sz w:val="22"/>
-          <w:rtl/>
-        </w:rPr>
-        <w:t xml:space="preserve">node tools/ci-local.mjs</w:t>
-      </w:r>
-      <w:r>
-        <w:rPr>
-          <w:sz w:val="22"/>
-          <w:rtl/>
-        </w:rPr>
-        <w:t xml:space="preserve"> </w:t>
-      </w:r>
-      <w:r>
-        <w:rPr>
-          <w:sz w:val="22"/>
-          <w:rtl/>
-        </w:rPr>
-        <w:t xml:space="preserve">بعد الإصلاح (كل الفحوص ✔):</w:t>
-      </w:r>
-    </w:p>
-    <w:p>
-      <w:pPr>
-        <w:pStyle w:val="SourceCode"/>
-        <w:bidi/>
-      </w:pPr>
     </w:p>
     <w:p>
       <w:pPr>
@@ -4990,15 +5112,67 @@
           <w:sz w:val="22"/>
           <w:rtl/>
         </w:rPr>
-        <w:t xml:space="preserve">رابط الفحص الناجح على GitHub: ………………………………………………………………</w:t>
-      </w:r>
+        <w:t xml:space="preserve">الصق مخرجات</w:t>
+      </w:r>
+      <w:r>
+        <w:rPr>
+          <w:sz w:val="22"/>
+          <w:rtl/>
+        </w:rPr>
+        <w:t xml:space="preserve"> </w:t>
+      </w:r>
+      <w:r>
+        <w:rPr>
+          <w:rStyle w:val="VerbatimChar"/>
+          <w:sz w:val="22"/>
+          <w:rtl/>
+        </w:rPr>
+        <w:t xml:space="preserve">node tools/ci-local.mjs</w:t>
+      </w:r>
+      <w:r>
+        <w:rPr>
+          <w:sz w:val="22"/>
+          <w:rtl/>
+        </w:rPr>
+        <w:t xml:space="preserve"> </w:t>
+      </w:r>
+      <w:r>
+        <w:rPr>
+          <w:sz w:val="22"/>
+          <w:rtl/>
+        </w:rPr>
+        <w:t xml:space="preserve">بعد الإصلاح (كل الفحوص ✔):</w:t>
+      </w:r>
+    </w:p>
+    <w:p>
+      <w:pPr>
+        <w:pStyle w:val="SourceCode"/>
+        <w:bidi/>
+      </w:pPr>
     </w:p>
     <w:p>
       <w:pPr>
         <w:pStyle w:val="Compact"/>
         <w:numPr>
           <w:ilvl w:val="0"/>
-          <w:numId w:val="1005"/>
+          <w:numId w:val="1006"/>
+        </w:numPr>
+        <w:bidi/>
+      </w:pPr>
+      <w:r>
+        <w:rPr>
+          <w:sz w:val="22"/>
+          <w:rtl/>
+        </w:rPr>
+        <w:t xml:space="preserve">رابط الفحص الناجح على GitHub: ………………………………………………………………</w:t>
+      </w:r>
+    </w:p>
+    <w:p>
+      <w:pPr>
+        <w:pStyle w:val="Compact"/>
+        <w:numPr>
+          <w:ilvl w:val="0"/>
+          <w:numId w:val="1006"/>
         </w:numPr>
         <w:bidi/>
       </w:pPr>
@@ -6149,7 +6323,7 @@
         <w:pStyle w:val="Compact"/>
         <w:numPr>
           <w:ilvl w:val="0"/>
-          <w:numId w:val="1006"/>
+          <w:numId w:val="1007"/>
         </w:numPr>
         <w:bidi/>
       </w:pPr>
@@ -6181,1093 +6355,6 @@
           <w:rtl/>
         </w:rPr>
         <w:t xml:space="preserve">؟ ☐ نعم ☐ لا</w:t>
-      </w:r>
-    </w:p>
-    <w:p>
-      <w:pPr>
-        <w:pStyle w:val="Compact"/>
-        <w:numPr>
-          <w:ilvl w:val="0"/>
-          <w:numId w:val="1006"/>
-        </w:numPr>
-        <w:bidi/>
-      </w:pPr>
-      <w:r>
-        <w:rPr>
-          <w:sz w:val="22"/>
-          <w:rtl/>
-        </w:rPr>
-        <w:t xml:space="preserve">الفحوص المطلوبة للدمج (Required checks): ……………………………………………………</w:t>
-      </w:r>
-    </w:p>
-    <w:p>
-      <w:pPr>
-        <w:pStyle w:val="Compact"/>
-        <w:numPr>
-          <w:ilvl w:val="0"/>
-          <w:numId w:val="1006"/>
-        </w:numPr>
-        <w:bidi/>
-      </w:pPr>
-      <w:r>
-        <w:rPr>
-          <w:sz w:val="22"/>
-          <w:rtl/>
-        </w:rPr>
-        <w:t xml:space="preserve">من يراجع الملفات المشتركة حسب</w:t>
-      </w:r>
-      <w:r>
-        <w:rPr>
-          <w:sz w:val="22"/>
-          <w:rtl/>
-        </w:rPr>
-        <w:t xml:space="preserve"> </w:t>
-      </w:r>
-      <w:r>
-        <w:rPr>
-          <w:rStyle w:val="VerbatimChar"/>
-          <w:sz w:val="22"/>
-          <w:rtl/>
-        </w:rPr>
-        <w:t xml:space="preserve">CODEOWNERS</w:t>
-      </w:r>
-      <w:r>
-        <w:rPr>
-          <w:sz w:val="22"/>
-          <w:rtl/>
-        </w:rPr>
-        <w:t xml:space="preserve">؟ ……………………………………………………</w:t>
-      </w:r>
-    </w:p>
-    <w:p>
-      <w:pPr>
-        <w:pStyle w:val="Compact"/>
-        <w:numPr>
-          <w:ilvl w:val="0"/>
-          <w:numId w:val="1006"/>
-        </w:numPr>
-        <w:bidi/>
-      </w:pPr>
-      <w:r>
-        <w:rPr>
-          <w:sz w:val="22"/>
-          <w:rtl/>
-        </w:rPr>
-        <w:t xml:space="preserve">الصق لقطة/وصفاً لطلب سحب ظهر فيه المراجع مضافاً تلقائياً: …………………………………………</w:t>
-      </w:r>
-    </w:p>
-    <w:p>
-      <w:pPr>
-        <w:pStyle w:val="FirstParagraph"/>
-        <w:bidi/>
-      </w:pPr>
-      <w:r>
-        <w:rPr>
-          <w:sz w:val="22"/>
-          <w:rtl/>
-        </w:rPr>
-        <w:t xml:space="preserve">6</w:t>
-      </w:r>
-    </w:p>
-    <w:p>
-      <w:pPr>
-        <w:pStyle w:val="BodyText"/>
-        <w:bidi/>
-      </w:pPr>
-      <w:r>
-        <w:rPr>
-          <w:sz w:val="22"/>
-          <w:rtl/>
-        </w:rPr>
-        <w:t xml:space="preserve">أصدر نسعة v1.0.0: وسم + Release + سجل تغييرات</w:t>
-      </w:r>
-    </w:p>
-    <w:p>
-      <w:pPr>
-        <w:pStyle w:val="BodyText"/>
-        <w:bidi/>
-      </w:pPr>
-      <w:r>
-        <w:rPr>
-          <w:sz w:val="22"/>
-          <w:rtl/>
-        </w:rPr>
-        <w:t xml:space="preserve">Release v1.0.0: tag, release notes, changelog</w:t>
-      </w:r>
-    </w:p>
-    <w:p>
-      <w:pPr>
-        <w:pStyle w:val="BodyText"/>
-        <w:bidi/>
-      </w:pPr>
-      <w:r>
-        <w:rPr>
-          <w:sz w:val="22"/>
-          <w:rtl/>
-        </w:rPr>
-        <w:t xml:space="preserve">★ 15 دقيقة</w:t>
-      </w:r>
-      <w:r>
-        <w:rPr>
-          <w:sz w:val="22"/>
-          <w:rtl/>
-        </w:rPr>
-        <w:t xml:space="preserve">◆ متقدم</w:t>
-      </w:r>
-      <w:r>
-        <w:rPr>
-          <w:sz w:val="22"/>
-          <w:rtl/>
-        </w:rPr>
-        <w:t xml:space="preserve">★ 15 نقطة</w:t>
-      </w:r>
-      <w:r>
-        <w:rPr>
-          <w:sz w:val="22"/>
-          <w:rtl/>
-        </w:rPr>
-        <w:t xml:space="preserve">git tag</w:t>
-      </w:r>
-      <w:r>
-        <w:rPr>
-          <w:sz w:val="22"/>
-          <w:rtl/>
-        </w:rPr>
-        <w:t xml:space="preserve">GitHub Releases</w:t>
-      </w:r>
-      <w:r>
-        <w:rPr>
-          <w:sz w:val="22"/>
-          <w:rtl/>
-        </w:rPr>
-        <w:t xml:space="preserve">CHANGELOG</w:t>
-      </w:r>
-    </w:p>
-    <w:p>
-      <w:pPr>
-        <w:pStyle w:val="BodyText"/>
-        <w:bidi/>
-      </w:pPr>
-      <w:r>
-        <w:rPr>
-          <w:b/>
-          <w:bCs/>
-          <w:sz w:val="22"/>
-          <w:rtl/>
-        </w:rPr>
-        <w:t xml:space="preserve">الخطوة 1 — أنشئ وسم الإصدار (Annotated tag):</w:t>
-      </w:r>
-    </w:p>
-    <w:p>
-      <w:pPr>
-        <w:pStyle w:val="BodyText"/>
-        <w:bidi/>
-      </w:pPr>
-      <w:r>
-        <w:rPr>
-          <w:sz w:val="22"/>
-          <w:rtl/>
-        </w:rPr>
-        <w:t xml:space="preserve">Terminal — الوسم والإصدار</w:t>
-      </w:r>
-    </w:p>
-    <w:p>
-      <w:pPr>
-        <w:pStyle w:val="SourceCode"/>
-        <w:bidi/>
-      </w:pPr>
-      <w:r>
-        <w:rPr>
-          <w:rStyle w:val="VerbatimChar"/>
-          <w:sz w:val="22"/>
-          <w:rtl/>
-        </w:rPr>
-        <w:t xml:space="preserve">$ git switch main</w:t>
-      </w:r>
-      <w:r>
-        <w:rPr>
-          <w:sz w:val="22"/>
-          <w:rtl/>
-        </w:rPr>
-        <w:br/>
-      </w:r>
-      <w:r>
-        <w:rPr>
-          <w:rStyle w:val="VerbatimChar"/>
-          <w:sz w:val="22"/>
-          <w:rtl/>
-        </w:rPr>
-        <w:t xml:space="preserve">$ git pull --ff-only</w:t>
-      </w:r>
-      <w:r>
-        <w:rPr>
-          <w:sz w:val="22"/>
-          <w:rtl/>
-        </w:rPr>
-        <w:br/>
-      </w:r>
-      <w:r>
-        <w:rPr>
-          <w:rStyle w:val="VerbatimChar"/>
-          <w:sz w:val="22"/>
-          <w:rtl/>
-        </w:rPr>
-        <w:t xml:space="preserve">$ git log --oneline -4</w:t>
-      </w:r>
-      <w:r>
-        <w:rPr>
-          <w:sz w:val="22"/>
-          <w:rtl/>
-        </w:rPr>
-        <w:br/>
-      </w:r>
-      <w:r>
-        <w:rPr>
-          <w:rStyle w:val="VerbatimChar"/>
-          <w:sz w:val="22"/>
-          <w:rtl/>
-        </w:rPr>
-        <w:t xml:space="preserve">e20b664 (HEAD -&gt; main) Merge pull request #32 from ali-h/feature/ali-card</w:t>
-      </w:r>
-      <w:r>
-        <w:rPr>
-          <w:sz w:val="22"/>
-          <w:rtl/>
-        </w:rPr>
-        <w:br/>
-      </w:r>
-      <w:r>
-        <w:rPr>
-          <w:rStyle w:val="VerbatimChar"/>
-          <w:sz w:val="22"/>
-          <w:rtl/>
-        </w:rPr>
-        <w:t xml:space="preserve">eb1df06 feat(members): add card for ali-h</w:t>
-      </w:r>
-      <w:r>
-        <w:rPr>
-          <w:sz w:val="22"/>
-          <w:rtl/>
-        </w:rPr>
-        <w:br/>
-      </w:r>
-      <w:r>
-        <w:rPr>
-          <w:rStyle w:val="VerbatimChar"/>
-          <w:sz w:val="22"/>
-          <w:rtl/>
-        </w:rPr>
-        <w:t xml:space="preserve">388e173 feat(members): add card for leen-docs</w:t>
-      </w:r>
-      <w:r>
-        <w:rPr>
-          <w:sz w:val="22"/>
-          <w:rtl/>
-        </w:rPr>
-        <w:br/>
-      </w:r>
-      <w:r>
-        <w:rPr>
-          <w:rStyle w:val="VerbatimChar"/>
-          <w:sz w:val="22"/>
-          <w:rtl/>
-        </w:rPr>
-        <w:t xml:space="preserve">ccbdca2 chore: initial commit of class-team-hub</w:t>
-      </w:r>
-      <w:r>
-        <w:rPr>
-          <w:sz w:val="22"/>
-          <w:rtl/>
-        </w:rPr>
-        <w:br/>
-      </w:r>
-      <w:r>
-        <w:rPr>
-          <w:sz w:val="22"/>
-          <w:rtl/>
-        </w:rPr>
-        <w:br/>
-      </w:r>
-      <w:r>
-        <w:rPr>
-          <w:rStyle w:val="VerbatimChar"/>
-          <w:sz w:val="22"/>
-          <w:rtl/>
-        </w:rPr>
-        <w:t xml:space="preserve">$ git tag -a v1.0.0 -m "الإصدار الأول: موقع دليل فريق الصف مع 4 بطاقات وسير تحقق تلقائي"</w:t>
-      </w:r>
-      <w:r>
-        <w:rPr>
-          <w:sz w:val="22"/>
-          <w:rtl/>
-        </w:rPr>
-        <w:br/>
-      </w:r>
-      <w:r>
-        <w:rPr>
-          <w:rStyle w:val="VerbatimChar"/>
-          <w:sz w:val="22"/>
-          <w:rtl/>
-        </w:rPr>
-        <w:t xml:space="preserve">$ git tag -l</w:t>
-      </w:r>
-      <w:r>
-        <w:rPr>
-          <w:sz w:val="22"/>
-          <w:rtl/>
-        </w:rPr>
-        <w:br/>
-      </w:r>
-      <w:r>
-        <w:rPr>
-          <w:rStyle w:val="VerbatimChar"/>
-          <w:sz w:val="22"/>
-          <w:rtl/>
-        </w:rPr>
-        <w:t xml:space="preserve">v1.0.0</w:t>
-      </w:r>
-      <w:r>
-        <w:rPr>
-          <w:sz w:val="22"/>
-          <w:rtl/>
-        </w:rPr>
-        <w:br/>
-      </w:r>
-      <w:r>
-        <w:rPr>
-          <w:sz w:val="22"/>
-          <w:rtl/>
-        </w:rPr>
-        <w:br/>
-      </w:r>
-      <w:r>
-        <w:rPr>
-          <w:rStyle w:val="VerbatimChar"/>
-          <w:sz w:val="22"/>
-          <w:rtl/>
-        </w:rPr>
-        <w:t xml:space="preserve">$ git describe --tags</w:t>
-      </w:r>
-      <w:r>
-        <w:rPr>
-          <w:sz w:val="22"/>
-          <w:rtl/>
-        </w:rPr>
-        <w:br/>
-      </w:r>
-      <w:r>
-        <w:rPr>
-          <w:rStyle w:val="VerbatimChar"/>
-          <w:sz w:val="22"/>
-          <w:rtl/>
-        </w:rPr>
-        <w:t xml:space="preserve">v1.0.0</w:t>
-      </w:r>
-      <w:r>
-        <w:rPr>
-          <w:sz w:val="22"/>
-          <w:rtl/>
-        </w:rPr>
-        <w:br/>
-      </w:r>
-      <w:r>
-        <w:rPr>
-          <w:sz w:val="22"/>
-          <w:rtl/>
-        </w:rPr>
-        <w:br/>
-      </w:r>
-      <w:r>
-        <w:rPr>
-          <w:rStyle w:val="VerbatimChar"/>
-          <w:sz w:val="22"/>
-          <w:rtl/>
-        </w:rPr>
-        <w:t xml:space="preserve">$ git push origin main</w:t>
-      </w:r>
-      <w:r>
-        <w:rPr>
-          <w:sz w:val="22"/>
-          <w:rtl/>
-        </w:rPr>
-        <w:br/>
-      </w:r>
-      <w:r>
-        <w:rPr>
-          <w:rStyle w:val="VerbatimChar"/>
-          <w:sz w:val="22"/>
-          <w:rtl/>
-        </w:rPr>
-        <w:t xml:space="preserve">Everything up-to-date</w:t>
-      </w:r>
-      <w:r>
-        <w:rPr>
-          <w:sz w:val="22"/>
-          <w:rtl/>
-        </w:rPr>
-        <w:br/>
-      </w:r>
-      <w:r>
-        <w:rPr>
-          <w:sz w:val="22"/>
-          <w:rtl/>
-        </w:rPr>
-        <w:br/>
-      </w:r>
-      <w:r>
-        <w:rPr>
-          <w:rStyle w:val="VerbatimChar"/>
-          <w:sz w:val="22"/>
-          <w:rtl/>
-        </w:rPr>
-        <w:t xml:space="preserve">$ git push origin v1.0.0</w:t>
-      </w:r>
-      <w:r>
-        <w:rPr>
-          <w:sz w:val="22"/>
-          <w:rtl/>
-        </w:rPr>
-        <w:br/>
-      </w:r>
-      <w:r>
-        <w:rPr>
-          <w:rStyle w:val="VerbatimChar"/>
-          <w:sz w:val="22"/>
-          <w:rtl/>
-        </w:rPr>
-        <w:t xml:space="preserve">To https://github.com/school-git-workshop/class-team-hub.git</w:t>
-      </w:r>
-      <w:r>
-        <w:rPr>
-          <w:sz w:val="22"/>
-          <w:rtl/>
-        </w:rPr>
-        <w:br/>
-      </w:r>
-      <w:r>
-        <w:rPr>
-          <w:rStyle w:val="VerbatimChar"/>
-          <w:sz w:val="22"/>
-          <w:rtl/>
-        </w:rPr>
-        <w:t xml:space="preserve"> * [new tag]         v1.0.0 -&gt; v1.0.0</w:t>
-      </w:r>
-    </w:p>
-    <w:p>
-      <w:pPr>
-        <w:pStyle w:val="FirstParagraph"/>
-        <w:bidi/>
-      </w:pPr>
-      <w:r>
-        <w:rPr>
-          <w:sz w:val="22"/>
-          <w:rtl/>
-        </w:rPr>
-        <w:t xml:space="preserve">الوسوم لا تُرفع مع الفروع!</w:t>
-      </w:r>
-      <w:r>
-        <w:rPr>
-          <w:sz w:val="22"/>
-          <w:rtl/>
-        </w:rPr>
-        <w:t xml:space="preserve">Tags are not pushed with branches</w:t>
-      </w:r>
-    </w:p>
-    <w:p>
-      <w:pPr>
-        <w:pStyle w:val="BodyText"/>
-        <w:bidi/>
-      </w:pPr>
-      <w:r>
-        <w:rPr>
-          <w:rStyle w:val="VerbatimChar"/>
-          <w:sz w:val="22"/>
-          <w:rtl/>
-        </w:rPr>
-        <w:t xml:space="preserve">git push</w:t>
-      </w:r>
-      <w:r>
-        <w:rPr>
-          <w:sz w:val="22"/>
-          <w:rtl/>
-        </w:rPr>
-        <w:t xml:space="preserve"> </w:t>
-      </w:r>
-      <w:r>
-        <w:rPr>
-          <w:sz w:val="22"/>
-          <w:rtl/>
-        </w:rPr>
-        <w:t xml:space="preserve">يرفع الالتزامات فقط. الوسم يحتاج</w:t>
-      </w:r>
-      <w:r>
-        <w:rPr>
-          <w:sz w:val="22"/>
-          <w:rtl/>
-        </w:rPr>
-        <w:t xml:space="preserve"> </w:t>
-      </w:r>
-      <w:r>
-        <w:rPr>
-          <w:rStyle w:val="VerbatimChar"/>
-          <w:sz w:val="22"/>
-          <w:rtl/>
-        </w:rPr>
-        <w:t xml:space="preserve">git push origin v1.0.0</w:t>
-      </w:r>
-      <w:r>
-        <w:rPr>
-          <w:sz w:val="22"/>
-          <w:rtl/>
-        </w:rPr>
-        <w:t xml:space="preserve"> </w:t>
-      </w:r>
-      <w:r>
-        <w:rPr>
-          <w:sz w:val="22"/>
-          <w:rtl/>
-        </w:rPr>
-        <w:t xml:space="preserve">أو</w:t>
-      </w:r>
-      <w:r>
-        <w:rPr>
-          <w:sz w:val="22"/>
-          <w:rtl/>
-        </w:rPr>
-        <w:t xml:space="preserve"> </w:t>
-      </w:r>
-      <w:r>
-        <w:rPr>
-          <w:rStyle w:val="VerbatimChar"/>
-          <w:sz w:val="22"/>
-          <w:rtl/>
-        </w:rPr>
-        <w:t xml:space="preserve">git push origin --tags</w:t>
-      </w:r>
-      <w:r>
-        <w:rPr>
-          <w:sz w:val="22"/>
-          <w:rtl/>
-        </w:rPr>
-        <w:t xml:space="preserve"> </w:t>
-      </w:r>
-      <w:r>
-        <w:rPr>
-          <w:sz w:val="22"/>
-          <w:rtl/>
-        </w:rPr>
-        <w:t xml:space="preserve">لرفع كل الوسوم. وهذا أشهر سبب لسؤال: «أنشأت الوسم ولا يظهر على GitHub».</w:t>
-      </w:r>
-    </w:p>
-    <w:p>
-      <w:pPr>
-        <w:pStyle w:val="BodyText"/>
-        <w:bidi/>
-      </w:pPr>
-      <w:r>
-        <w:rPr>
-          <w:b/>
-          <w:bCs/>
-          <w:sz w:val="22"/>
-          <w:rtl/>
-        </w:rPr>
-        <w:t xml:space="preserve">الخطوة 2 — أنشئ Release على GitHub:</w:t>
-      </w:r>
-    </w:p>
-    <w:p>
-      <w:pPr>
-        <w:pStyle w:val="SourceCode"/>
-        <w:bidi/>
-      </w:pPr>
-      <w:r>
-        <w:rPr>
-          <w:rStyle w:val="VerbatimChar"/>
-          <w:sz w:val="22"/>
-          <w:rtl/>
-        </w:rPr>
-        <w:t xml:space="preserve">من صفحة المستودع: Releases ← Draft a new release</w:t>
-      </w:r>
-      <w:r>
-        <w:rPr>
-          <w:sz w:val="22"/>
-          <w:rtl/>
-        </w:rPr>
-        <w:br/>
-      </w:r>
-      <w:r>
-        <w:rPr>
-          <w:rStyle w:val="VerbatimChar"/>
-          <w:sz w:val="22"/>
-          <w:rtl/>
-        </w:rPr>
-        <w:t xml:space="preserve">Choose a tag: v1.0.0        Target: main</w:t>
-      </w:r>
-      <w:r>
-        <w:rPr>
-          <w:sz w:val="22"/>
-          <w:rtl/>
-        </w:rPr>
-        <w:br/>
-      </w:r>
-      <w:r>
-        <w:rPr>
-          <w:rStyle w:val="VerbatimChar"/>
-          <w:sz w:val="22"/>
-          <w:rtl/>
-        </w:rPr>
-        <w:t xml:space="preserve">Release title: v1.0.0 — دليل فريق الصف</w:t>
-      </w:r>
-      <w:r>
-        <w:rPr>
-          <w:sz w:val="22"/>
-          <w:rtl/>
-        </w:rPr>
-        <w:br/>
-      </w:r>
-      <w:r>
-        <w:rPr>
-          <w:rStyle w:val="VerbatimChar"/>
-          <w:sz w:val="22"/>
-          <w:rtl/>
-        </w:rPr>
-        <w:t xml:space="preserve">Describe this release (ملاحظات الإصدار):</w:t>
-      </w:r>
-      <w:r>
-        <w:rPr>
-          <w:sz w:val="22"/>
-          <w:rtl/>
-        </w:rPr>
-        <w:br/>
-      </w:r>
-      <w:r>
-        <w:rPr>
-          <w:sz w:val="22"/>
-          <w:rtl/>
-        </w:rPr>
-        <w:br/>
-      </w:r>
-      <w:r>
-        <w:rPr>
-          <w:rStyle w:val="VerbatimChar"/>
-          <w:sz w:val="22"/>
-          <w:rtl/>
-        </w:rPr>
-        <w:t xml:space="preserve">  ## الإضافات</w:t>
-      </w:r>
-      <w:r>
-        <w:rPr>
-          <w:sz w:val="22"/>
-          <w:rtl/>
-        </w:rPr>
-        <w:br/>
-      </w:r>
-      <w:r>
-        <w:rPr>
-          <w:rStyle w:val="VerbatimChar"/>
-          <w:sz w:val="22"/>
-          <w:rtl/>
-        </w:rPr>
-        <w:t xml:space="preserve">  - موقع دليل فريق الصف مع بطاقة لكل عضو.</w:t>
-      </w:r>
-      <w:r>
-        <w:rPr>
-          <w:sz w:val="22"/>
-          <w:rtl/>
-        </w:rPr>
-        <w:br/>
-      </w:r>
-      <w:r>
-        <w:rPr>
-          <w:rStyle w:val="VerbatimChar"/>
-          <w:sz w:val="22"/>
-          <w:rtl/>
-        </w:rPr>
-        <w:t xml:space="preserve">  - فحص تلقائي للبطاقات والفهرس عند كل طلب سحب.</w:t>
-      </w:r>
-      <w:r>
-        <w:rPr>
-          <w:sz w:val="22"/>
-          <w:rtl/>
-        </w:rPr>
-        <w:br/>
-      </w:r>
-      <w:r>
-        <w:rPr>
-          <w:rStyle w:val="VerbatimChar"/>
-          <w:sz w:val="22"/>
-          <w:rtl/>
-        </w:rPr>
-        <w:t xml:space="preserve">  - حماية فرع main وملّاك الكود (CODEOWNERS).</w:t>
-      </w:r>
-      <w:r>
-        <w:rPr>
-          <w:sz w:val="22"/>
-          <w:rtl/>
-        </w:rPr>
-        <w:br/>
-      </w:r>
-      <w:r>
-        <w:rPr>
-          <w:sz w:val="22"/>
-          <w:rtl/>
-        </w:rPr>
-        <w:br/>
-      </w:r>
-      <w:r>
-        <w:rPr>
-          <w:rStyle w:val="VerbatimChar"/>
-          <w:sz w:val="22"/>
-          <w:rtl/>
-        </w:rPr>
-        <w:t xml:space="preserve">  ## الإصلاحات</w:t>
-      </w:r>
-      <w:r>
-        <w:rPr>
-          <w:sz w:val="22"/>
-          <w:rtl/>
-        </w:rPr>
-        <w:br/>
-      </w:r>
-      <w:r>
-        <w:rPr>
-          <w:rStyle w:val="VerbatimChar"/>
-          <w:sz w:val="22"/>
-          <w:rtl/>
-        </w:rPr>
-        <w:t xml:space="preserve">  - تصحيح نطاق فحص علامات التعارض ليشمل كل الملفات النصية.</w:t>
-      </w:r>
-      <w:r>
-        <w:rPr>
-          <w:sz w:val="22"/>
-          <w:rtl/>
-        </w:rPr>
-        <w:br/>
-      </w:r>
-      <w:r>
-        <w:rPr>
-          <w:sz w:val="22"/>
-          <w:rtl/>
-        </w:rPr>
-        <w:br/>
-      </w:r>
-      <w:r>
-        <w:rPr>
-          <w:rStyle w:val="VerbatimChar"/>
-          <w:sz w:val="22"/>
-          <w:rtl/>
-        </w:rPr>
-        <w:t xml:space="preserve">  ## ملاحظات الترقية</w:t>
-      </w:r>
-      <w:r>
-        <w:rPr>
-          <w:sz w:val="22"/>
-          <w:rtl/>
-        </w:rPr>
-        <w:br/>
-      </w:r>
-      <w:r>
-        <w:rPr>
-          <w:rStyle w:val="VerbatimChar"/>
-          <w:sz w:val="22"/>
-          <w:rtl/>
-        </w:rPr>
-        <w:t xml:space="preserve">  - لا يوجد تغيير يكسر التوافق.</w:t>
-      </w:r>
-    </w:p>
-    <w:p>
-      <w:pPr>
-        <w:pStyle w:val="FirstParagraph"/>
-        <w:bidi/>
-      </w:pPr>
-      <w:r>
-        <w:rPr>
-          <w:b/>
-          <w:bCs/>
-          <w:sz w:val="22"/>
-          <w:rtl/>
-        </w:rPr>
-        <w:t xml:space="preserve">الخطوة 3 — أنشئ وسم إصدار ثانٍ ثم افحص الفرق:</w:t>
-      </w:r>
-    </w:p>
-    <w:p>
-      <w:pPr>
-        <w:pStyle w:val="BodyText"/>
-        <w:bidi/>
-      </w:pPr>
-      <w:r>
-        <w:rPr>
-          <w:sz w:val="22"/>
-          <w:rtl/>
-        </w:rPr>
-        <w:t xml:space="preserve">Terminal — وسم لاحق ووصفه</w:t>
-      </w:r>
-    </w:p>
-    <w:p>
-      <w:pPr>
-        <w:pStyle w:val="SourceCode"/>
-        <w:bidi/>
-      </w:pPr>
-      <w:r>
-        <w:rPr>
-          <w:rStyle w:val="VerbatimChar"/>
-          <w:sz w:val="22"/>
-          <w:rtl/>
-        </w:rPr>
-        <w:t xml:space="preserve">$ git tag -a v1.1.0 -m "ميزة الفلترة بالوسوم"</w:t>
-      </w:r>
-      <w:r>
-        <w:rPr>
-          <w:sz w:val="22"/>
-          <w:rtl/>
-        </w:rPr>
-        <w:br/>
-      </w:r>
-      <w:r>
-        <w:rPr>
-          <w:rStyle w:val="VerbatimChar"/>
-          <w:sz w:val="22"/>
-          <w:rtl/>
-        </w:rPr>
-        <w:t xml:space="preserve">$ git tag -n1</w:t>
-      </w:r>
-      <w:r>
-        <w:rPr>
-          <w:sz w:val="22"/>
-          <w:rtl/>
-        </w:rPr>
-        <w:br/>
-      </w:r>
-      <w:r>
-        <w:rPr>
-          <w:rStyle w:val="VerbatimChar"/>
-          <w:sz w:val="22"/>
-          <w:rtl/>
-        </w:rPr>
-        <w:t xml:space="preserve">v1.0.0          الإصدار الأول: موقع دليل فريق الصف مع 4 بطاقات وسير تحقق تلقائي</w:t>
-      </w:r>
-      <w:r>
-        <w:rPr>
-          <w:sz w:val="22"/>
-          <w:rtl/>
-        </w:rPr>
-        <w:br/>
-      </w:r>
-      <w:r>
-        <w:rPr>
-          <w:rStyle w:val="VerbatimChar"/>
-          <w:sz w:val="22"/>
-          <w:rtl/>
-        </w:rPr>
-        <w:t xml:space="preserve">v1.1.0          ميزة الفلترة بالوسوم</w:t>
-      </w:r>
-      <w:r>
-        <w:rPr>
-          <w:sz w:val="22"/>
-          <w:rtl/>
-        </w:rPr>
-        <w:br/>
-      </w:r>
-      <w:r>
-        <w:rPr>
-          <w:sz w:val="22"/>
-          <w:rtl/>
-        </w:rPr>
-        <w:br/>
-      </w:r>
-      <w:r>
-        <w:rPr>
-          <w:rStyle w:val="VerbatimChar"/>
-          <w:sz w:val="22"/>
-          <w:rtl/>
-        </w:rPr>
-        <w:t xml:space="preserve">$ git push origin v1.1.0</w:t>
-      </w:r>
-      <w:r>
-        <w:rPr>
-          <w:sz w:val="22"/>
-          <w:rtl/>
-        </w:rPr>
-        <w:br/>
-      </w:r>
-      <w:r>
-        <w:rPr>
-          <w:rStyle w:val="VerbatimChar"/>
-          <w:sz w:val="22"/>
-          <w:rtl/>
-        </w:rPr>
-        <w:t xml:space="preserve"> * [new tag]         v1.1.0 -&gt; v1.1.0</w:t>
-      </w:r>
-      <w:r>
-        <w:rPr>
-          <w:sz w:val="22"/>
-          <w:rtl/>
-        </w:rPr>
-        <w:br/>
-      </w:r>
-      <w:r>
-        <w:rPr>
-          <w:sz w:val="22"/>
-          <w:rtl/>
-        </w:rPr>
-        <w:br/>
-      </w:r>
-      <w:r>
-        <w:rPr>
-          <w:rStyle w:val="VerbatimChar"/>
-          <w:sz w:val="22"/>
-          <w:rtl/>
-        </w:rPr>
-        <w:t xml:space="preserve">$ git ls-remote --tags origin</w:t>
-      </w:r>
-      <w:r>
-        <w:rPr>
-          <w:sz w:val="22"/>
-          <w:rtl/>
-        </w:rPr>
-        <w:br/>
-      </w:r>
-      <w:r>
-        <w:rPr>
-          <w:rStyle w:val="VerbatimChar"/>
-          <w:sz w:val="22"/>
-          <w:rtl/>
-        </w:rPr>
-        <w:t xml:space="preserve">1105c78548ddcafca65f03d9ea10f58ecddd0d15        refs/tags/v1.0.0</w:t>
-      </w:r>
-      <w:r>
-        <w:rPr>
-          <w:sz w:val="22"/>
-          <w:rtl/>
-        </w:rPr>
-        <w:br/>
-      </w:r>
-      <w:r>
-        <w:rPr>
-          <w:rStyle w:val="VerbatimChar"/>
-          <w:sz w:val="22"/>
-          <w:rtl/>
-        </w:rPr>
-        <w:t xml:space="preserve">e20b6644b539bbb22200dde76ea5e5015d826b86        refs/tags/v1.0.0^{}</w:t>
-      </w:r>
-    </w:p>
-    <w:p>
-      <w:pPr>
-        <w:pStyle w:val="FirstParagraph"/>
-        <w:bidi/>
-      </w:pPr>
-      <w:r>
-        <w:rPr>
-          <w:b/>
-          <w:bCs/>
-          <w:sz w:val="22"/>
-          <w:rtl/>
-        </w:rPr>
-        <w:t xml:space="preserve">أكمل</w:t>
-      </w:r>
-      <w:r>
-        <w:rPr>
-          <w:b/>
-          <w:bCs/>
-          <w:sz w:val="22"/>
-          <w:rtl/>
-        </w:rPr>
-        <w:t xml:space="preserve"> </w:t>
-      </w:r>
-      <w:r>
-        <w:rPr>
-          <w:rStyle w:val="VerbatimChar"/>
-          <w:b/>
-          <w:bCs/>
-          <w:sz w:val="22"/>
-          <w:rtl/>
-        </w:rPr>
-        <w:t xml:space="preserve">CHANGELOG.md</w:t>
-      </w:r>
-      <w:r>
-        <w:rPr>
-          <w:b/>
-          <w:bCs/>
-          <w:sz w:val="22"/>
-          <w:rtl/>
-        </w:rPr>
-        <w:t xml:space="preserve">:</w:t>
-      </w:r>
-      <w:r>
-        <w:rPr>
-          <w:sz w:val="22"/>
-          <w:rtl/>
-        </w:rPr>
-        <w:t xml:space="preserve"> </w:t>
-      </w:r>
-      <w:r>
-        <w:rPr>
-          <w:sz w:val="22"/>
-          <w:rtl/>
-        </w:rPr>
-        <w:t xml:space="preserve">انقل ما تحت</w:t>
-      </w:r>
-      <w:r>
-        <w:rPr>
-          <w:sz w:val="22"/>
-          <w:rtl/>
-        </w:rPr>
-        <w:t xml:space="preserve"> </w:t>
-      </w:r>
-      <w:r>
-        <w:rPr>
-          <w:rStyle w:val="VerbatimChar"/>
-          <w:sz w:val="22"/>
-          <w:rtl/>
-        </w:rPr>
-        <w:t xml:space="preserve">[Unreleased]</w:t>
-      </w:r>
-      <w:r>
-        <w:rPr>
-          <w:sz w:val="22"/>
-          <w:rtl/>
-        </w:rPr>
-        <w:t xml:space="preserve"> </w:t>
-      </w:r>
-      <w:r>
-        <w:rPr>
-          <w:sz w:val="22"/>
-          <w:rtl/>
-        </w:rPr>
-        <w:t xml:space="preserve">إلى قسم الإصدار بتاريخه، وابدأ قسماً</w:t>
-      </w:r>
-      <w:r>
-        <w:rPr>
-          <w:sz w:val="22"/>
-          <w:rtl/>
-        </w:rPr>
-        <w:t xml:space="preserve"> </w:t>
-      </w:r>
-      <w:r>
-        <w:rPr>
-          <w:sz w:val="22"/>
-          <w:rtl/>
-        </w:rPr>
-        <w:t xml:space="preserve">جديداً فارغاً. هذا ما يفعله أي فريق محترف عند كل إصدار.</w:t>
-      </w:r>
-    </w:p>
-    <w:p>
-      <w:pPr>
-        <w:pStyle w:val="BodyText"/>
-        <w:bidi/>
-      </w:pPr>
-      <w:r>
-        <w:rPr>
-          <w:sz w:val="22"/>
-          <w:rtl/>
-        </w:rPr>
-        <w:t xml:space="preserve">دليل المطلوب</w:t>
-      </w:r>
-      <w:r>
-        <w:rPr>
-          <w:sz w:val="22"/>
-          <w:rtl/>
-        </w:rPr>
-        <w:t xml:space="preserve">/ Evidence</w:t>
       </w:r>
     </w:p>
     <w:p>
@@ -7284,36 +6371,7 @@
           <w:sz w:val="22"/>
           <w:rtl/>
         </w:rPr>
-        <w:t xml:space="preserve">اسم الإصدار:</w:t>
-      </w:r>
-      <w:r>
-        <w:rPr>
-          <w:sz w:val="22"/>
-          <w:rtl/>
-        </w:rPr>
-        <w:t xml:space="preserve"> </w:t>
-      </w:r>
-      <w:r>
-        <w:rPr>
-          <w:rStyle w:val="VerbatimChar"/>
-          <w:sz w:val="22"/>
-          <w:rtl/>
-        </w:rPr>
-        <w:t xml:space="preserve">v……………………</w:t>
-      </w:r>
-      <w:r>
-        <w:rPr>
-          <w:sz w:val="22"/>
-          <w:rtl/>
-        </w:rPr>
-        <w:t xml:space="preserve"> </w:t>
-      </w:r>
-      <w:r>
-        <w:rPr>
-          <w:sz w:val="22"/>
-          <w:rtl/>
-        </w:rPr>
-        <w:t xml:space="preserve">— رابط الإصدار على GitHub: …………………………………………</w:t>
+        <w:t xml:space="preserve">الفحوص المطلوبة للدمج (Required checks): ……………………………………………………</w:t>
       </w:r>
     </w:p>
     <w:p>
@@ -7330,43 +6388,1060 @@
           <w:sz w:val="22"/>
           <w:rtl/>
         </w:rPr>
-        <w:t xml:space="preserve">الصق مخرجات</w:t>
-      </w:r>
-      <w:r>
-        <w:rPr>
-          <w:sz w:val="22"/>
-          <w:rtl/>
-        </w:rPr>
-        <w:t xml:space="preserve"> </w:t>
-      </w:r>
-      <w:r>
-        <w:rPr>
-          <w:rStyle w:val="VerbatimChar"/>
-          <w:sz w:val="22"/>
-          <w:rtl/>
-        </w:rPr>
-        <w:t xml:space="preserve">git tag -n1</w:t>
-      </w:r>
-      <w:r>
-        <w:rPr>
+        <w:t xml:space="preserve">من يراجع الملفات المشتركة حسب</w:t>
+      </w:r>
+      <w:r>
+        <w:rPr>
+          <w:sz w:val="22"/>
+          <w:rtl/>
+        </w:rPr>
+        <w:t xml:space="preserve"> </w:t>
+      </w:r>
+      <w:r>
+        <w:rPr>
+          <w:rStyle w:val="VerbatimChar"/>
+          <w:sz w:val="22"/>
+          <w:rtl/>
+        </w:rPr>
+        <w:t xml:space="preserve">CODEOWNERS</w:t>
+      </w:r>
+      <w:r>
+        <w:rPr>
+          <w:sz w:val="22"/>
+          <w:rtl/>
+        </w:rPr>
+        <w:t xml:space="preserve">؟ ……………………………………………………</w:t>
+      </w:r>
+    </w:p>
+    <w:p>
+      <w:pPr>
+        <w:pStyle w:val="Compact"/>
+        <w:numPr>
+          <w:ilvl w:val="0"/>
+          <w:numId w:val="1007"/>
+        </w:numPr>
+        <w:bidi/>
+      </w:pPr>
+      <w:r>
+        <w:rPr>
+          <w:sz w:val="22"/>
+          <w:rtl/>
+        </w:rPr>
+        <w:t xml:space="preserve">الصق لقطة/وصفاً لطلب سحب ظهر فيه المراجع مضافاً تلقائياً: …………………………………………</w:t>
+      </w:r>
+    </w:p>
+    <w:p>
+      <w:pPr>
+        <w:pStyle w:val="FirstParagraph"/>
+        <w:bidi/>
+      </w:pPr>
+      <w:r>
+        <w:rPr>
+          <w:sz w:val="22"/>
+          <w:rtl/>
+        </w:rPr>
+        <w:t xml:space="preserve">6</w:t>
+      </w:r>
+    </w:p>
+    <w:p>
+      <w:pPr>
+        <w:pStyle w:val="BodyText"/>
+        <w:bidi/>
+      </w:pPr>
+      <w:r>
+        <w:rPr>
+          <w:sz w:val="22"/>
+          <w:rtl/>
+        </w:rPr>
+        <w:t xml:space="preserve">أصدر نسعة v1.0.0: وسم + Release + سجل تغييرات</w:t>
+      </w:r>
+    </w:p>
+    <w:p>
+      <w:pPr>
+        <w:pStyle w:val="BodyText"/>
+        <w:bidi/>
+      </w:pPr>
+      <w:r>
+        <w:rPr>
+          <w:sz w:val="22"/>
+          <w:rtl/>
+        </w:rPr>
+        <w:t xml:space="preserve">Release v1.0.0: tag, release notes, changelog</w:t>
+      </w:r>
+    </w:p>
+    <w:p>
+      <w:pPr>
+        <w:pStyle w:val="BodyText"/>
+        <w:bidi/>
+      </w:pPr>
+      <w:r>
+        <w:rPr>
+          <w:sz w:val="22"/>
+          <w:rtl/>
+        </w:rPr>
+        <w:t xml:space="preserve">★ 15 دقيقة</w:t>
+      </w:r>
+      <w:r>
+        <w:rPr>
+          <w:sz w:val="22"/>
+          <w:rtl/>
+        </w:rPr>
+        <w:t xml:space="preserve">◆ متقدم</w:t>
+      </w:r>
+      <w:r>
+        <w:rPr>
+          <w:sz w:val="22"/>
+          <w:rtl/>
+        </w:rPr>
+        <w:t xml:space="preserve">★ 15 نقطة</w:t>
+      </w:r>
+      <w:r>
+        <w:rPr>
+          <w:sz w:val="22"/>
+          <w:rtl/>
+        </w:rPr>
+        <w:t xml:space="preserve">git tag</w:t>
+      </w:r>
+      <w:r>
+        <w:rPr>
+          <w:sz w:val="22"/>
+          <w:rtl/>
+        </w:rPr>
+        <w:t xml:space="preserve">GitHub Releases</w:t>
+      </w:r>
+      <w:r>
+        <w:rPr>
+          <w:sz w:val="22"/>
+          <w:rtl/>
+        </w:rPr>
+        <w:t xml:space="preserve">CHANGELOG</w:t>
+      </w:r>
+    </w:p>
+    <w:p>
+      <w:pPr>
+        <w:pStyle w:val="BodyText"/>
+        <w:bidi/>
+      </w:pPr>
+      <w:r>
+        <w:rPr>
+          <w:b/>
+          <w:bCs/>
+          <w:sz w:val="22"/>
+          <w:rtl/>
+        </w:rPr>
+        <w:t xml:space="preserve">الخطوة 1 — أنشئ وسم الإصدار (Annotated tag):</w:t>
+      </w:r>
+    </w:p>
+    <w:p>
+      <w:pPr>
+        <w:pStyle w:val="BodyText"/>
+        <w:bidi/>
+      </w:pPr>
+      <w:r>
+        <w:rPr>
+          <w:sz w:val="22"/>
+          <w:rtl/>
+        </w:rPr>
+        <w:t xml:space="preserve">Terminal — الوسم والإصدار</w:t>
+      </w:r>
+    </w:p>
+    <w:p>
+      <w:pPr>
+        <w:pStyle w:val="SourceCode"/>
+        <w:bidi/>
+      </w:pPr>
+      <w:r>
+        <w:rPr>
+          <w:rStyle w:val="VerbatimChar"/>
+          <w:sz w:val="22"/>
+          <w:rtl/>
+        </w:rPr>
+        <w:t xml:space="preserve">$ git switch main</w:t>
+      </w:r>
+      <w:r>
+        <w:rPr>
+          <w:sz w:val="22"/>
+          <w:rtl/>
+        </w:rPr>
+        <w:br/>
+      </w:r>
+      <w:r>
+        <w:rPr>
+          <w:rStyle w:val="VerbatimChar"/>
+          <w:sz w:val="22"/>
+          <w:rtl/>
+        </w:rPr>
+        <w:t xml:space="preserve">$ git pull --ff-only</w:t>
+      </w:r>
+      <w:r>
+        <w:rPr>
+          <w:sz w:val="22"/>
+          <w:rtl/>
+        </w:rPr>
+        <w:br/>
+      </w:r>
+      <w:r>
+        <w:rPr>
+          <w:rStyle w:val="VerbatimChar"/>
+          <w:sz w:val="22"/>
+          <w:rtl/>
+        </w:rPr>
+        <w:t xml:space="preserve">$ git log --oneline -4</w:t>
+      </w:r>
+      <w:r>
+        <w:rPr>
+          <w:sz w:val="22"/>
+          <w:rtl/>
+        </w:rPr>
+        <w:br/>
+      </w:r>
+      <w:r>
+        <w:rPr>
+          <w:rStyle w:val="VerbatimChar"/>
+          <w:sz w:val="22"/>
+          <w:rtl/>
+        </w:rPr>
+        <w:t xml:space="preserve">e20b664 (HEAD -&gt; main) Merge pull request #32 from ali-h/feature/ali-card</w:t>
+      </w:r>
+      <w:r>
+        <w:rPr>
+          <w:sz w:val="22"/>
+          <w:rtl/>
+        </w:rPr>
+        <w:br/>
+      </w:r>
+      <w:r>
+        <w:rPr>
+          <w:rStyle w:val="VerbatimChar"/>
+          <w:sz w:val="22"/>
+          <w:rtl/>
+        </w:rPr>
+        <w:t xml:space="preserve">eb1df06 feat(members): add card for ali-h</w:t>
+      </w:r>
+      <w:r>
+        <w:rPr>
+          <w:sz w:val="22"/>
+          <w:rtl/>
+        </w:rPr>
+        <w:br/>
+      </w:r>
+      <w:r>
+        <w:rPr>
+          <w:rStyle w:val="VerbatimChar"/>
+          <w:sz w:val="22"/>
+          <w:rtl/>
+        </w:rPr>
+        <w:t xml:space="preserve">388e173 feat(members): add card for leen-docs</w:t>
+      </w:r>
+      <w:r>
+        <w:rPr>
+          <w:sz w:val="22"/>
+          <w:rtl/>
+        </w:rPr>
+        <w:br/>
+      </w:r>
+      <w:r>
+        <w:rPr>
+          <w:rStyle w:val="VerbatimChar"/>
+          <w:sz w:val="22"/>
+          <w:rtl/>
+        </w:rPr>
+        <w:t xml:space="preserve">ccbdca2 chore: initial commit of class-team-hub</w:t>
+      </w:r>
+      <w:r>
+        <w:rPr>
+          <w:sz w:val="22"/>
+          <w:rtl/>
+        </w:rPr>
+        <w:br/>
+      </w:r>
+      <w:r>
+        <w:rPr>
+          <w:sz w:val="22"/>
+          <w:rtl/>
+        </w:rPr>
+        <w:br/>
+      </w:r>
+      <w:r>
+        <w:rPr>
+          <w:rStyle w:val="VerbatimChar"/>
+          <w:sz w:val="22"/>
+          <w:rtl/>
+        </w:rPr>
+        <w:t xml:space="preserve">$ git tag -a v1.0.0 -m "الإصدار الأول: موقع دليل فريق الصف مع 4 بطاقات وسير تحقق تلقائي"</w:t>
+      </w:r>
+      <w:r>
+        <w:rPr>
+          <w:sz w:val="22"/>
+          <w:rtl/>
+        </w:rPr>
+        <w:br/>
+      </w:r>
+      <w:r>
+        <w:rPr>
+          <w:rStyle w:val="VerbatimChar"/>
+          <w:sz w:val="22"/>
+          <w:rtl/>
+        </w:rPr>
+        <w:t xml:space="preserve">$ git tag -l</w:t>
+      </w:r>
+      <w:r>
+        <w:rPr>
+          <w:sz w:val="22"/>
+          <w:rtl/>
+        </w:rPr>
+        <w:br/>
+      </w:r>
+      <w:r>
+        <w:rPr>
+          <w:rStyle w:val="VerbatimChar"/>
+          <w:sz w:val="22"/>
+          <w:rtl/>
+        </w:rPr>
+        <w:t xml:space="preserve">v1.0.0</w:t>
+      </w:r>
+      <w:r>
+        <w:rPr>
+          <w:sz w:val="22"/>
+          <w:rtl/>
+        </w:rPr>
+        <w:br/>
+      </w:r>
+      <w:r>
+        <w:rPr>
+          <w:sz w:val="22"/>
+          <w:rtl/>
+        </w:rPr>
+        <w:br/>
+      </w:r>
+      <w:r>
+        <w:rPr>
+          <w:rStyle w:val="VerbatimChar"/>
+          <w:sz w:val="22"/>
+          <w:rtl/>
+        </w:rPr>
+        <w:t xml:space="preserve">$ git describe --tags</w:t>
+      </w:r>
+      <w:r>
+        <w:rPr>
+          <w:sz w:val="22"/>
+          <w:rtl/>
+        </w:rPr>
+        <w:br/>
+      </w:r>
+      <w:r>
+        <w:rPr>
+          <w:rStyle w:val="VerbatimChar"/>
+          <w:sz w:val="22"/>
+          <w:rtl/>
+        </w:rPr>
+        <w:t xml:space="preserve">v1.0.0</w:t>
+      </w:r>
+      <w:r>
+        <w:rPr>
+          <w:sz w:val="22"/>
+          <w:rtl/>
+        </w:rPr>
+        <w:br/>
+      </w:r>
+      <w:r>
+        <w:rPr>
+          <w:sz w:val="22"/>
+          <w:rtl/>
+        </w:rPr>
+        <w:br/>
+      </w:r>
+      <w:r>
+        <w:rPr>
+          <w:rStyle w:val="VerbatimChar"/>
+          <w:sz w:val="22"/>
+          <w:rtl/>
+        </w:rPr>
+        <w:t xml:space="preserve">$ git push origin main</w:t>
+      </w:r>
+      <w:r>
+        <w:rPr>
+          <w:sz w:val="22"/>
+          <w:rtl/>
+        </w:rPr>
+        <w:br/>
+      </w:r>
+      <w:r>
+        <w:rPr>
+          <w:rStyle w:val="VerbatimChar"/>
+          <w:sz w:val="22"/>
+          <w:rtl/>
+        </w:rPr>
+        <w:t xml:space="preserve">Everything up-to-date</w:t>
+      </w:r>
+      <w:r>
+        <w:rPr>
+          <w:sz w:val="22"/>
+          <w:rtl/>
+        </w:rPr>
+        <w:br/>
+      </w:r>
+      <w:r>
+        <w:rPr>
+          <w:sz w:val="22"/>
+          <w:rtl/>
+        </w:rPr>
+        <w:br/>
+      </w:r>
+      <w:r>
+        <w:rPr>
+          <w:rStyle w:val="VerbatimChar"/>
+          <w:sz w:val="22"/>
+          <w:rtl/>
+        </w:rPr>
+        <w:t xml:space="preserve">$ git push origin v1.0.0</w:t>
+      </w:r>
+      <w:r>
+        <w:rPr>
+          <w:sz w:val="22"/>
+          <w:rtl/>
+        </w:rPr>
+        <w:br/>
+      </w:r>
+      <w:r>
+        <w:rPr>
+          <w:rStyle w:val="VerbatimChar"/>
+          <w:sz w:val="22"/>
+          <w:rtl/>
+        </w:rPr>
+        <w:t xml:space="preserve">To https://github.com/school-git-workshop/class-team-hub.git</w:t>
+      </w:r>
+      <w:r>
+        <w:rPr>
+          <w:sz w:val="22"/>
+          <w:rtl/>
+        </w:rPr>
+        <w:br/>
+      </w:r>
+      <w:r>
+        <w:rPr>
+          <w:rStyle w:val="VerbatimChar"/>
+          <w:sz w:val="22"/>
+          <w:rtl/>
+        </w:rPr>
+        <w:t xml:space="preserve"> * [new tag]         v1.0.0 -&gt; v1.0.0</w:t>
+      </w:r>
+    </w:p>
+    <w:p>
+      <w:pPr>
+        <w:pStyle w:val="FirstParagraph"/>
+        <w:bidi/>
+      </w:pPr>
+      <w:r>
+        <w:rPr>
+          <w:sz w:val="22"/>
+          <w:rtl/>
+        </w:rPr>
+        <w:t xml:space="preserve">الوسوم لا تُرفع مع الفروع!</w:t>
+      </w:r>
+      <w:r>
+        <w:rPr>
+          <w:sz w:val="22"/>
+          <w:rtl/>
+        </w:rPr>
+        <w:t xml:space="preserve">Tags are not pushed with branches</w:t>
+      </w:r>
+    </w:p>
+    <w:p>
+      <w:pPr>
+        <w:pStyle w:val="BodyText"/>
+        <w:bidi/>
+      </w:pPr>
+      <w:r>
+        <w:rPr>
+          <w:rStyle w:val="VerbatimChar"/>
+          <w:sz w:val="22"/>
+          <w:rtl/>
+        </w:rPr>
+        <w:t xml:space="preserve">git push</w:t>
+      </w:r>
+      <w:r>
+        <w:rPr>
+          <w:sz w:val="22"/>
+          <w:rtl/>
+        </w:rPr>
+        <w:t xml:space="preserve"> </w:t>
+      </w:r>
+      <w:r>
+        <w:rPr>
+          <w:sz w:val="22"/>
+          <w:rtl/>
+        </w:rPr>
+        <w:t xml:space="preserve">يرفع الالتزامات فقط. الوسم يحتاج</w:t>
+      </w:r>
+      <w:r>
+        <w:rPr>
+          <w:sz w:val="22"/>
+          <w:rtl/>
+        </w:rPr>
+        <w:t xml:space="preserve"> </w:t>
+      </w:r>
+      <w:r>
+        <w:rPr>
+          <w:rStyle w:val="VerbatimChar"/>
+          <w:sz w:val="22"/>
+          <w:rtl/>
+        </w:rPr>
+        <w:t xml:space="preserve">git push origin v1.0.0</w:t>
+      </w:r>
+      <w:r>
+        <w:rPr>
+          <w:sz w:val="22"/>
+          <w:rtl/>
+        </w:rPr>
+        <w:t xml:space="preserve"> </w:t>
+      </w:r>
+      <w:r>
+        <w:rPr>
+          <w:sz w:val="22"/>
+          <w:rtl/>
+        </w:rPr>
+        <w:t xml:space="preserve">أو</w:t>
+      </w:r>
+      <w:r>
+        <w:rPr>
+          <w:sz w:val="22"/>
+          <w:rtl/>
+        </w:rPr>
+        <w:t xml:space="preserve"> </w:t>
+      </w:r>
+      <w:r>
+        <w:rPr>
+          <w:rStyle w:val="VerbatimChar"/>
+          <w:sz w:val="22"/>
+          <w:rtl/>
+        </w:rPr>
+        <w:t xml:space="preserve">git push origin --tags</w:t>
+      </w:r>
+      <w:r>
+        <w:rPr>
+          <w:sz w:val="22"/>
+          <w:rtl/>
+        </w:rPr>
+        <w:t xml:space="preserve"> </w:t>
+      </w:r>
+      <w:r>
+        <w:rPr>
+          <w:sz w:val="22"/>
+          <w:rtl/>
+        </w:rPr>
+        <w:t xml:space="preserve">لرفع كل الوسوم. وهذا أشهر سبب لسؤال: «أنشأت الوسم ولا يظهر على GitHub».</w:t>
+      </w:r>
+    </w:p>
+    <w:p>
+      <w:pPr>
+        <w:pStyle w:val="BodyText"/>
+        <w:bidi/>
+      </w:pPr>
+      <w:r>
+        <w:rPr>
+          <w:b/>
+          <w:bCs/>
+          <w:sz w:val="22"/>
+          <w:rtl/>
+        </w:rPr>
+        <w:t xml:space="preserve">الخطوة 2 — أنشئ Release على GitHub:</w:t>
+      </w:r>
+    </w:p>
+    <w:p>
+      <w:pPr>
+        <w:pStyle w:val="SourceCode"/>
+        <w:bidi/>
+      </w:pPr>
+      <w:r>
+        <w:rPr>
+          <w:rStyle w:val="VerbatimChar"/>
+          <w:sz w:val="22"/>
+          <w:rtl/>
+        </w:rPr>
+        <w:t xml:space="preserve">من صفحة المستودع: Releases ← Draft a new release</w:t>
+      </w:r>
+      <w:r>
+        <w:rPr>
+          <w:sz w:val="22"/>
+          <w:rtl/>
+        </w:rPr>
+        <w:br/>
+      </w:r>
+      <w:r>
+        <w:rPr>
+          <w:rStyle w:val="VerbatimChar"/>
+          <w:sz w:val="22"/>
+          <w:rtl/>
+        </w:rPr>
+        <w:t xml:space="preserve">Choose a tag: v1.0.0        Target: main</w:t>
+      </w:r>
+      <w:r>
+        <w:rPr>
+          <w:sz w:val="22"/>
+          <w:rtl/>
+        </w:rPr>
+        <w:br/>
+      </w:r>
+      <w:r>
+        <w:rPr>
+          <w:rStyle w:val="VerbatimChar"/>
+          <w:sz w:val="22"/>
+          <w:rtl/>
+        </w:rPr>
+        <w:t xml:space="preserve">Release title: v1.0.0 — دليل فريق الصف</w:t>
+      </w:r>
+      <w:r>
+        <w:rPr>
+          <w:sz w:val="22"/>
+          <w:rtl/>
+        </w:rPr>
+        <w:br/>
+      </w:r>
+      <w:r>
+        <w:rPr>
+          <w:rStyle w:val="VerbatimChar"/>
+          <w:sz w:val="22"/>
+          <w:rtl/>
+        </w:rPr>
+        <w:t xml:space="preserve">Describe this release (ملاحظات الإصدار):</w:t>
+      </w:r>
+      <w:r>
+        <w:rPr>
+          <w:sz w:val="22"/>
+          <w:rtl/>
+        </w:rPr>
+        <w:br/>
+      </w:r>
+      <w:r>
+        <w:rPr>
+          <w:sz w:val="22"/>
+          <w:rtl/>
+        </w:rPr>
+        <w:br/>
+      </w:r>
+      <w:r>
+        <w:rPr>
+          <w:rStyle w:val="VerbatimChar"/>
+          <w:sz w:val="22"/>
+          <w:rtl/>
+        </w:rPr>
+        <w:t xml:space="preserve">  ## الإضافات</w:t>
+      </w:r>
+      <w:r>
+        <w:rPr>
+          <w:sz w:val="22"/>
+          <w:rtl/>
+        </w:rPr>
+        <w:br/>
+      </w:r>
+      <w:r>
+        <w:rPr>
+          <w:rStyle w:val="VerbatimChar"/>
+          <w:sz w:val="22"/>
+          <w:rtl/>
+        </w:rPr>
+        <w:t xml:space="preserve">  - موقع دليل فريق الصف مع بطاقة لكل عضو.</w:t>
+      </w:r>
+      <w:r>
+        <w:rPr>
+          <w:sz w:val="22"/>
+          <w:rtl/>
+        </w:rPr>
+        <w:br/>
+      </w:r>
+      <w:r>
+        <w:rPr>
+          <w:rStyle w:val="VerbatimChar"/>
+          <w:sz w:val="22"/>
+          <w:rtl/>
+        </w:rPr>
+        <w:t xml:space="preserve">  - فحص تلقائي للبطاقات والفهرس عند كل طلب سحب.</w:t>
+      </w:r>
+      <w:r>
+        <w:rPr>
+          <w:sz w:val="22"/>
+          <w:rtl/>
+        </w:rPr>
+        <w:br/>
+      </w:r>
+      <w:r>
+        <w:rPr>
+          <w:rStyle w:val="VerbatimChar"/>
+          <w:sz w:val="22"/>
+          <w:rtl/>
+        </w:rPr>
+        <w:t xml:space="preserve">  - حماية فرع main وملّاك الكود (CODEOWNERS).</w:t>
+      </w:r>
+      <w:r>
+        <w:rPr>
+          <w:sz w:val="22"/>
+          <w:rtl/>
+        </w:rPr>
+        <w:br/>
+      </w:r>
+      <w:r>
+        <w:rPr>
+          <w:sz w:val="22"/>
+          <w:rtl/>
+        </w:rPr>
+        <w:br/>
+      </w:r>
+      <w:r>
+        <w:rPr>
+          <w:rStyle w:val="VerbatimChar"/>
+          <w:sz w:val="22"/>
+          <w:rtl/>
+        </w:rPr>
+        <w:t xml:space="preserve">  ## الإصلاحات</w:t>
+      </w:r>
+      <w:r>
+        <w:rPr>
+          <w:sz w:val="22"/>
+          <w:rtl/>
+        </w:rPr>
+        <w:br/>
+      </w:r>
+      <w:r>
+        <w:rPr>
+          <w:rStyle w:val="VerbatimChar"/>
+          <w:sz w:val="22"/>
+          <w:rtl/>
+        </w:rPr>
+        <w:t xml:space="preserve">  - تصحيح نطاق فحص علامات التعارض ليشمل كل الملفات النصية.</w:t>
+      </w:r>
+      <w:r>
+        <w:rPr>
+          <w:sz w:val="22"/>
+          <w:rtl/>
+        </w:rPr>
+        <w:br/>
+      </w:r>
+      <w:r>
+        <w:rPr>
+          <w:sz w:val="22"/>
+          <w:rtl/>
+        </w:rPr>
+        <w:br/>
+      </w:r>
+      <w:r>
+        <w:rPr>
+          <w:rStyle w:val="VerbatimChar"/>
+          <w:sz w:val="22"/>
+          <w:rtl/>
+        </w:rPr>
+        <w:t xml:space="preserve">  ## ملاحظات الترقية</w:t>
+      </w:r>
+      <w:r>
+        <w:rPr>
+          <w:sz w:val="22"/>
+          <w:rtl/>
+        </w:rPr>
+        <w:br/>
+      </w:r>
+      <w:r>
+        <w:rPr>
+          <w:rStyle w:val="VerbatimChar"/>
+          <w:sz w:val="22"/>
+          <w:rtl/>
+        </w:rPr>
+        <w:t xml:space="preserve">  - لا يوجد تغيير يكسر التوافق.</w:t>
+      </w:r>
+    </w:p>
+    <w:p>
+      <w:pPr>
+        <w:pStyle w:val="FirstParagraph"/>
+        <w:bidi/>
+      </w:pPr>
+      <w:r>
+        <w:rPr>
+          <w:b/>
+          <w:bCs/>
+          <w:sz w:val="22"/>
+          <w:rtl/>
+        </w:rPr>
+        <w:t xml:space="preserve">الخطوة 3 — أنشئ وسم إصدار ثانٍ ثم افحص الفرق:</w:t>
+      </w:r>
+    </w:p>
+    <w:p>
+      <w:pPr>
+        <w:pStyle w:val="BodyText"/>
+        <w:bidi/>
+      </w:pPr>
+      <w:r>
+        <w:rPr>
+          <w:sz w:val="22"/>
+          <w:rtl/>
+        </w:rPr>
+        <w:t xml:space="preserve">Terminal — وسم لاحق ووصفه</w:t>
+      </w:r>
+    </w:p>
+    <w:p>
+      <w:pPr>
+        <w:pStyle w:val="SourceCode"/>
+        <w:bidi/>
+      </w:pPr>
+      <w:r>
+        <w:rPr>
+          <w:rStyle w:val="VerbatimChar"/>
+          <w:sz w:val="22"/>
+          <w:rtl/>
+        </w:rPr>
+        <w:t xml:space="preserve">$ git tag -a v1.1.0 -m "ميزة الفلترة بالوسوم"</w:t>
+      </w:r>
+      <w:r>
+        <w:rPr>
+          <w:sz w:val="22"/>
+          <w:rtl/>
+        </w:rPr>
+        <w:br/>
+      </w:r>
+      <w:r>
+        <w:rPr>
+          <w:rStyle w:val="VerbatimChar"/>
+          <w:sz w:val="22"/>
+          <w:rtl/>
+        </w:rPr>
+        <w:t xml:space="preserve">$ git tag -n1</w:t>
+      </w:r>
+      <w:r>
+        <w:rPr>
+          <w:sz w:val="22"/>
+          <w:rtl/>
+        </w:rPr>
+        <w:br/>
+      </w:r>
+      <w:r>
+        <w:rPr>
+          <w:rStyle w:val="VerbatimChar"/>
+          <w:sz w:val="22"/>
+          <w:rtl/>
+        </w:rPr>
+        <w:t xml:space="preserve">v1.0.0          الإصدار الأول: موقع دليل فريق الصف مع 4 بطاقات وسير تحقق تلقائي</w:t>
+      </w:r>
+      <w:r>
+        <w:rPr>
+          <w:sz w:val="22"/>
+          <w:rtl/>
+        </w:rPr>
+        <w:br/>
+      </w:r>
+      <w:r>
+        <w:rPr>
+          <w:rStyle w:val="VerbatimChar"/>
+          <w:sz w:val="22"/>
+          <w:rtl/>
+        </w:rPr>
+        <w:t xml:space="preserve">v1.1.0          ميزة الفلترة بالوسوم</w:t>
+      </w:r>
+      <w:r>
+        <w:rPr>
+          <w:sz w:val="22"/>
+          <w:rtl/>
+        </w:rPr>
+        <w:br/>
+      </w:r>
+      <w:r>
+        <w:rPr>
+          <w:sz w:val="22"/>
+          <w:rtl/>
+        </w:rPr>
+        <w:br/>
+      </w:r>
+      <w:r>
+        <w:rPr>
+          <w:rStyle w:val="VerbatimChar"/>
+          <w:sz w:val="22"/>
+          <w:rtl/>
+        </w:rPr>
+        <w:t xml:space="preserve">$ git push origin v1.1.0</w:t>
+      </w:r>
+      <w:r>
+        <w:rPr>
+          <w:sz w:val="22"/>
+          <w:rtl/>
+        </w:rPr>
+        <w:br/>
+      </w:r>
+      <w:r>
+        <w:rPr>
+          <w:rStyle w:val="VerbatimChar"/>
+          <w:sz w:val="22"/>
+          <w:rtl/>
+        </w:rPr>
+        <w:t xml:space="preserve"> * [new tag]         v1.1.0 -&gt; v1.1.0</w:t>
+      </w:r>
+      <w:r>
+        <w:rPr>
+          <w:sz w:val="22"/>
+          <w:rtl/>
+        </w:rPr>
+        <w:br/>
+      </w:r>
+      <w:r>
+        <w:rPr>
+          <w:sz w:val="22"/>
+          <w:rtl/>
+        </w:rPr>
+        <w:br/>
+      </w:r>
+      <w:r>
+        <w:rPr>
+          <w:rStyle w:val="VerbatimChar"/>
+          <w:sz w:val="22"/>
+          <w:rtl/>
+        </w:rPr>
+        <w:t xml:space="preserve">$ git ls-remote --tags origin</w:t>
+      </w:r>
+      <w:r>
+        <w:rPr>
+          <w:sz w:val="22"/>
+          <w:rtl/>
+        </w:rPr>
+        <w:br/>
+      </w:r>
+      <w:r>
+        <w:rPr>
+          <w:rStyle w:val="VerbatimChar"/>
+          <w:sz w:val="22"/>
+          <w:rtl/>
+        </w:rPr>
+        <w:t xml:space="preserve">1105c78548ddcafca65f03d9ea10f58ecddd0d15        refs/tags/v1.0.0</w:t>
+      </w:r>
+      <w:r>
+        <w:rPr>
+          <w:sz w:val="22"/>
+          <w:rtl/>
+        </w:rPr>
+        <w:br/>
+      </w:r>
+      <w:r>
+        <w:rPr>
+          <w:rStyle w:val="VerbatimChar"/>
+          <w:sz w:val="22"/>
+          <w:rtl/>
+        </w:rPr>
+        <w:t xml:space="preserve">e20b6644b539bbb22200dde76ea5e5015d826b86        refs/tags/v1.0.0^{}</w:t>
+      </w:r>
+    </w:p>
+    <w:p>
+      <w:pPr>
+        <w:pStyle w:val="FirstParagraph"/>
+        <w:bidi/>
+      </w:pPr>
+      <w:r>
+        <w:rPr>
+          <w:b/>
+          <w:bCs/>
+          <w:sz w:val="22"/>
+          <w:rtl/>
+        </w:rPr>
+        <w:t xml:space="preserve">أكمل</w:t>
+      </w:r>
+      <w:r>
+        <w:rPr>
+          <w:b/>
+          <w:bCs/>
+          <w:sz w:val="22"/>
+          <w:rtl/>
+        </w:rPr>
+        <w:t xml:space="preserve"> </w:t>
+      </w:r>
+      <w:r>
+        <w:rPr>
+          <w:rStyle w:val="VerbatimChar"/>
+          <w:b/>
+          <w:bCs/>
+          <w:sz w:val="22"/>
+          <w:rtl/>
+        </w:rPr>
+        <w:t xml:space="preserve">CHANGELOG.md</w:t>
+      </w:r>
+      <w:r>
+        <w:rPr>
+          <w:b/>
+          <w:bCs/>
           <w:sz w:val="22"/>
           <w:rtl/>
         </w:rPr>
         <w:t xml:space="preserve">:</w:t>
       </w:r>
-    </w:p>
-    <w:p>
-      <w:pPr>
-        <w:pStyle w:val="SourceCode"/>
-        <w:bidi/>
-      </w:pPr>
-      <w:r>
-        <w:rPr>
-          <w:rStyle w:val="VerbatimChar"/>
-          <w:sz w:val="22"/>
-          <w:rtl/>
-        </w:rPr>
-        <w:t xml:space="preserve">$ git tag -n1</w:t>
+      <w:r>
+        <w:rPr>
+          <w:sz w:val="22"/>
+          <w:rtl/>
+        </w:rPr>
+        <w:t xml:space="preserve"> </w:t>
+      </w:r>
+      <w:r>
+        <w:rPr>
+          <w:sz w:val="22"/>
+          <w:rtl/>
+        </w:rPr>
+        <w:t xml:space="preserve">انقل ما تحت</w:t>
+      </w:r>
+      <w:r>
+        <w:rPr>
+          <w:sz w:val="22"/>
+          <w:rtl/>
+        </w:rPr>
+        <w:t xml:space="preserve"> </w:t>
+      </w:r>
+      <w:r>
+        <w:rPr>
+          <w:rStyle w:val="VerbatimChar"/>
+          <w:sz w:val="22"/>
+          <w:rtl/>
+        </w:rPr>
+        <w:t xml:space="preserve">[Unreleased]</w:t>
+      </w:r>
+      <w:r>
+        <w:rPr>
+          <w:sz w:val="22"/>
+          <w:rtl/>
+        </w:rPr>
+        <w:t xml:space="preserve"> </w:t>
+      </w:r>
+      <w:r>
+        <w:rPr>
+          <w:sz w:val="22"/>
+          <w:rtl/>
+        </w:rPr>
+        <w:t xml:space="preserve">إلى قسم الإصدار بتاريخه، وابدأ قسماً</w:t>
+      </w:r>
+      <w:r>
+        <w:rPr>
+          <w:sz w:val="22"/>
+          <w:rtl/>
+        </w:rPr>
+        <w:t xml:space="preserve"> </w:t>
+      </w:r>
+      <w:r>
+        <w:rPr>
+          <w:sz w:val="22"/>
+          <w:rtl/>
+        </w:rPr>
+        <w:t xml:space="preserve">جديداً فارغاً. هذا ما يفعله أي فريق محترف عند كل إصدار.</w:t>
+      </w:r>
+    </w:p>
+    <w:p>
+      <w:pPr>
+        <w:pStyle w:val="BodyText"/>
+        <w:bidi/>
+      </w:pPr>
+      <w:r>
+        <w:rPr>
+          <w:sz w:val="22"/>
+          <w:rtl/>
+        </w:rPr>
+        <w:t xml:space="preserve">دليل المطلوب</w:t>
+      </w:r>
+      <w:r>
+        <w:rPr>
+          <w:sz w:val="22"/>
+          <w:rtl/>
+        </w:rPr>
+        <w:t xml:space="preserve">/ Evidence</w:t>
       </w:r>
     </w:p>
     <w:p>
@@ -7383,36 +7458,36 @@
           <w:sz w:val="22"/>
           <w:rtl/>
         </w:rPr>
-        <w:t xml:space="preserve">الصق قسم الإصدار من</w:t>
-      </w:r>
-      <w:r>
-        <w:rPr>
-          <w:sz w:val="22"/>
-          <w:rtl/>
-        </w:rPr>
-        <w:t xml:space="preserve"> </w:t>
-      </w:r>
-      <w:r>
-        <w:rPr>
-          <w:rStyle w:val="VerbatimChar"/>
-          <w:sz w:val="22"/>
-          <w:rtl/>
-        </w:rPr>
-        <w:t xml:space="preserve">CHANGELOG.md</w:t>
-      </w:r>
-      <w:r>
-        <w:rPr>
-          <w:sz w:val="22"/>
-          <w:rtl/>
-        </w:rPr>
-        <w:t xml:space="preserve"> </w:t>
-      </w:r>
-      <w:r>
-        <w:rPr>
-          <w:sz w:val="22"/>
-          <w:rtl/>
-        </w:rPr>
-        <w:t xml:space="preserve">بعد التحديث: …………………………………………</w:t>
+        <w:t xml:space="preserve">اسم الإصدار:</w:t>
+      </w:r>
+      <w:r>
+        <w:rPr>
+          <w:sz w:val="22"/>
+          <w:rtl/>
+        </w:rPr>
+        <w:t xml:space="preserve"> </w:t>
+      </w:r>
+      <w:r>
+        <w:rPr>
+          <w:rStyle w:val="VerbatimChar"/>
+          <w:sz w:val="22"/>
+          <w:rtl/>
+        </w:rPr>
+        <w:t xml:space="preserve">v……………………</w:t>
+      </w:r>
+      <w:r>
+        <w:rPr>
+          <w:sz w:val="22"/>
+          <w:rtl/>
+        </w:rPr>
+        <w:t xml:space="preserve"> </w:t>
+      </w:r>
+      <w:r>
+        <w:rPr>
+          <w:sz w:val="22"/>
+          <w:rtl/>
+        </w:rPr>
+        <w:t xml:space="preserve">— رابط الإصدار على GitHub: …………………………………………</w:t>
       </w:r>
     </w:p>
     <w:p>
@@ -7429,280 +7504,43 @@
           <w:sz w:val="22"/>
           <w:rtl/>
         </w:rPr>
-        <w:t xml:space="preserve">هل ظهر الوسم على GitHub بعد الدفع؟ ☐ نعم ☐ لا — وإن لا، فما الأمر الذي كان ناقصاً؟ …………</w:t>
-      </w:r>
-    </w:p>
-    <w:p>
-      <w:pPr>
-        <w:pStyle w:val="FirstParagraph"/>
-        <w:bidi/>
-      </w:pPr>
-      <w:r>
-        <w:rPr>
-          <w:sz w:val="22"/>
-          <w:rtl/>
-        </w:rPr>
-        <w:t xml:space="preserve">أسئلة تحقّق ختامية (10 نقاط)</w:t>
-      </w:r>
-      <w:r>
-        <w:rPr>
-          <w:sz w:val="22"/>
-          <w:rtl/>
-        </w:rPr>
-        <w:t xml:space="preserve">Final knowledge checks (10 pts)</w:t>
-      </w:r>
-    </w:p>
-    <w:p>
-      <w:pPr>
-        <w:pStyle w:val="BodyText"/>
-        <w:bidi/>
-      </w:pPr>
-      <w:r>
-        <w:rPr>
-          <w:b/>
-          <w:bCs/>
-          <w:sz w:val="22"/>
-          <w:rtl/>
-        </w:rPr>
-        <w:t xml:space="preserve">س1.</w:t>
-      </w:r>
-      <w:r>
-        <w:rPr>
-          <w:sz w:val="22"/>
-          <w:rtl/>
-        </w:rPr>
-        <w:t xml:space="preserve"> </w:t>
-      </w:r>
-      <w:r>
-        <w:rPr>
-          <w:sz w:val="22"/>
-          <w:rtl/>
-        </w:rPr>
-        <w:t xml:space="preserve">ما الفرق بين «حماية الفرع» و«فحص CI» من حيث ما يمنعه كل واحد منهما؟</w:t>
-      </w:r>
-    </w:p>
-    <w:p>
-      <w:pPr>
-        <w:pStyle w:val="BodyText"/>
-        <w:bidi/>
-      </w:pPr>
-      <w:r>
-        <w:rPr>
-          <w:sz w:val="22"/>
-          <w:rtl/>
-        </w:rPr>
-        <w:t xml:space="preserve">إجابتك / Your answer</w:t>
-      </w:r>
-    </w:p>
-    <w:p>
-      <w:pPr>
-        <w:pStyle w:val="BodyText"/>
-        <w:bidi/>
-      </w:pPr>
-      <w:r>
-        <w:rPr>
-          <w:b/>
-          <w:bCs/>
-          <w:sz w:val="22"/>
-          <w:rtl/>
-        </w:rPr>
-        <w:t xml:space="preserve">س2.</w:t>
-      </w:r>
-      <w:r>
-        <w:rPr>
-          <w:sz w:val="22"/>
-          <w:rtl/>
-        </w:rPr>
-        <w:t xml:space="preserve"> </w:t>
-      </w:r>
-      <w:r>
-        <w:rPr>
-          <w:sz w:val="22"/>
-          <w:rtl/>
-        </w:rPr>
-        <w:t xml:space="preserve">طالب قال: «الفحص يمرّ دائماً، إذاً مشروعنا سليم». ما الخلل المنطقي في عبارته؟ وكيف تختبر الفحص؟</w:t>
-      </w:r>
-    </w:p>
-    <w:p>
-      <w:pPr>
-        <w:pStyle w:val="BodyText"/>
-        <w:bidi/>
-      </w:pPr>
-      <w:r>
-        <w:rPr>
-          <w:sz w:val="22"/>
-          <w:rtl/>
-        </w:rPr>
-        <w:t xml:space="preserve">إجابتك / Your answer</w:t>
-      </w:r>
-    </w:p>
-    <w:p>
-      <w:pPr>
-        <w:pStyle w:val="BodyText"/>
-        <w:bidi/>
-      </w:pPr>
-      <w:r>
-        <w:rPr>
-          <w:b/>
-          <w:bCs/>
-          <w:sz w:val="22"/>
-          <w:rtl/>
-        </w:rPr>
-        <w:t xml:space="preserve">س3.</w:t>
-      </w:r>
-      <w:r>
-        <w:rPr>
-          <w:sz w:val="22"/>
-          <w:rtl/>
-        </w:rPr>
-        <w:t xml:space="preserve"> </w:t>
-      </w:r>
-      <w:r>
-        <w:rPr>
-          <w:sz w:val="22"/>
-          <w:rtl/>
-        </w:rPr>
-        <w:t xml:space="preserve">ما الفرق بين وسم بسيط (</w:t>
-      </w:r>
-      <w:r>
-        <w:rPr>
-          <w:rStyle w:val="VerbatimChar"/>
-          <w:sz w:val="22"/>
-          <w:rtl/>
-        </w:rPr>
-        <w:t xml:space="preserve">git tag v1.0.0</w:t>
-      </w:r>
-      <w:r>
-        <w:rPr>
-          <w:sz w:val="22"/>
-          <w:rtl/>
-        </w:rPr>
-        <w:t xml:space="preserve">) ووسم مع تعليق (</w:t>
-      </w:r>
-      <w:r>
-        <w:rPr>
-          <w:rStyle w:val="VerbatimChar"/>
-          <w:sz w:val="22"/>
-          <w:rtl/>
-        </w:rPr>
-        <w:t xml:space="preserve">git tag -a v1.0.0 -m "…"</w:t>
-      </w:r>
-      <w:r>
-        <w:rPr>
-          <w:sz w:val="22"/>
-          <w:rtl/>
-        </w:rPr>
-        <w:t xml:space="preserve">)؟ وأيّهما يُستحسن للإصدارات؟</w:t>
-      </w:r>
-    </w:p>
-    <w:p>
-      <w:pPr>
-        <w:pStyle w:val="BodyText"/>
-        <w:bidi/>
-      </w:pPr>
-      <w:r>
-        <w:rPr>
-          <w:sz w:val="22"/>
-          <w:rtl/>
-        </w:rPr>
-        <w:t xml:space="preserve">إجابتك / Your answer</w:t>
-      </w:r>
-    </w:p>
-    <w:p>
-      <w:pPr>
-        <w:pStyle w:val="BodyText"/>
-        <w:bidi/>
-      </w:pPr>
-      <w:r>
-        <w:rPr>
-          <w:b/>
-          <w:bCs/>
-          <w:sz w:val="22"/>
-          <w:rtl/>
-        </w:rPr>
-        <w:t xml:space="preserve">س4.</w:t>
-      </w:r>
-      <w:r>
-        <w:rPr>
-          <w:sz w:val="22"/>
-          <w:rtl/>
-        </w:rPr>
-        <w:t xml:space="preserve"> </w:t>
-      </w:r>
-      <w:r>
-        <w:rPr>
-          <w:sz w:val="22"/>
-          <w:rtl/>
-        </w:rPr>
-        <w:t xml:space="preserve">ما فائدة أن يمنع المشروع «الدفع القسري» (Allow force pushes) على</w:t>
-      </w:r>
-      <w:r>
-        <w:rPr>
-          <w:sz w:val="22"/>
-          <w:rtl/>
-        </w:rPr>
-        <w:t xml:space="preserve"> </w:t>
-      </w:r>
-      <w:r>
-        <w:rPr>
-          <w:rStyle w:val="VerbatimChar"/>
-          <w:sz w:val="22"/>
-          <w:rtl/>
-        </w:rPr>
-        <w:t xml:space="preserve">main</w:t>
-      </w:r>
-      <w:r>
-        <w:rPr>
-          <w:sz w:val="22"/>
-          <w:rtl/>
-        </w:rPr>
-        <w:t xml:space="preserve">؟</w:t>
-      </w:r>
-    </w:p>
-    <w:p>
-      <w:pPr>
-        <w:pStyle w:val="BodyText"/>
-        <w:bidi/>
-      </w:pPr>
-      <w:r>
-        <w:rPr>
-          <w:sz w:val="22"/>
-          <w:rtl/>
-        </w:rPr>
-        <w:t xml:space="preserve">إجابتك / Your answer</w:t>
-      </w:r>
-    </w:p>
-    <w:p>
-      <w:pPr>
-        <w:pStyle w:val="BodyText"/>
-        <w:bidi/>
-      </w:pPr>
-      <w:r>
-        <w:rPr>
-          <w:b/>
-          <w:bCs/>
-          <w:sz w:val="22"/>
-          <w:rtl/>
-        </w:rPr>
-        <w:t xml:space="preserve">قائمة الفحص النهائية</w:t>
-      </w:r>
-      <w:r>
-        <w:rPr>
-          <w:b/>
-          <w:bCs/>
-          <w:sz w:val="22"/>
-          <w:rtl/>
-        </w:rPr>
-        <w:t xml:space="preserve"> </w:t>
-      </w:r>
-      <w:r>
-        <w:rPr>
-          <w:b/>
-          <w:bCs/>
-          <w:sz w:val="22"/>
-          <w:rtl/>
-        </w:rPr>
-        <w:t xml:space="preserve">/ Final checklist</w:t>
+        <w:t xml:space="preserve">الصق مخرجات</w:t>
+      </w:r>
+      <w:r>
+        <w:rPr>
+          <w:sz w:val="22"/>
+          <w:rtl/>
+        </w:rPr>
+        <w:t xml:space="preserve"> </w:t>
+      </w:r>
+      <w:r>
+        <w:rPr>
+          <w:rStyle w:val="VerbatimChar"/>
+          <w:sz w:val="22"/>
+          <w:rtl/>
+        </w:rPr>
+        <w:t xml:space="preserve">git tag -n1</w:t>
+      </w:r>
+      <w:r>
+        <w:rPr>
+          <w:sz w:val="22"/>
+          <w:rtl/>
+        </w:rPr>
+        <w:t xml:space="preserve">:</w:t>
+      </w:r>
+    </w:p>
+    <w:p>
+      <w:pPr>
+        <w:pStyle w:val="SourceCode"/>
+        <w:bidi/>
+      </w:pPr>
+      <w:r>
+        <w:rPr>
+          <w:rStyle w:val="VerbatimChar"/>
+          <w:sz w:val="22"/>
+          <w:rtl/>
+        </w:rPr>
+        <w:t xml:space="preserve">$ git tag -n1</w:t>
       </w:r>
     </w:p>
     <w:p>
@@ -7719,36 +7557,36 @@
           <w:sz w:val="22"/>
           <w:rtl/>
         </w:rPr>
-        <w:t xml:space="preserve">[ ] قرأت</w:t>
-      </w:r>
-      <w:r>
-        <w:rPr>
-          <w:sz w:val="22"/>
-          <w:rtl/>
-        </w:rPr>
-        <w:t xml:space="preserve"> </w:t>
-      </w:r>
-      <w:r>
-        <w:rPr>
-          <w:rStyle w:val="VerbatimChar"/>
-          <w:sz w:val="22"/>
-          <w:rtl/>
-        </w:rPr>
-        <w:t xml:space="preserve">validate.yml</w:t>
-      </w:r>
-      <w:r>
-        <w:rPr>
-          <w:sz w:val="22"/>
-          <w:rtl/>
-        </w:rPr>
-        <w:t xml:space="preserve"> </w:t>
-      </w:r>
-      <w:r>
-        <w:rPr>
-          <w:sz w:val="22"/>
-          <w:rtl/>
-        </w:rPr>
-        <w:t xml:space="preserve">وأعرف أحداثه وعدد خطواته</w:t>
+        <w:t xml:space="preserve">الصق قسم الإصدار من</w:t>
+      </w:r>
+      <w:r>
+        <w:rPr>
+          <w:sz w:val="22"/>
+          <w:rtl/>
+        </w:rPr>
+        <w:t xml:space="preserve"> </w:t>
+      </w:r>
+      <w:r>
+        <w:rPr>
+          <w:rStyle w:val="VerbatimChar"/>
+          <w:sz w:val="22"/>
+          <w:rtl/>
+        </w:rPr>
+        <w:t xml:space="preserve">CHANGELOG.md</w:t>
+      </w:r>
+      <w:r>
+        <w:rPr>
+          <w:sz w:val="22"/>
+          <w:rtl/>
+        </w:rPr>
+        <w:t xml:space="preserve"> </w:t>
+      </w:r>
+      <w:r>
+        <w:rPr>
+          <w:sz w:val="22"/>
+          <w:rtl/>
+        </w:rPr>
+        <w:t xml:space="preserve">بعد التحديث: …………………………………………</w:t>
       </w:r>
     </w:p>
     <w:p>
@@ -7765,36 +7603,280 @@
           <w:sz w:val="22"/>
           <w:rtl/>
         </w:rPr>
-        <w:t xml:space="preserve">[ ] شغّلت</w:t>
-      </w:r>
-      <w:r>
-        <w:rPr>
-          <w:sz w:val="22"/>
-          <w:rtl/>
-        </w:rPr>
-        <w:t xml:space="preserve"> </w:t>
-      </w:r>
-      <w:r>
-        <w:rPr>
-          <w:rStyle w:val="VerbatimChar"/>
-          <w:sz w:val="22"/>
-          <w:rtl/>
-        </w:rPr>
-        <w:t xml:space="preserve">node tools/ci-local.mjs</w:t>
-      </w:r>
-      <w:r>
-        <w:rPr>
-          <w:sz w:val="22"/>
-          <w:rtl/>
-        </w:rPr>
-        <w:t xml:space="preserve"> </w:t>
-      </w:r>
-      <w:r>
-        <w:rPr>
-          <w:sz w:val="22"/>
-          <w:rtl/>
-        </w:rPr>
-        <w:t xml:space="preserve">قبل الرفع وأصبحت كل الفحوص ✔</w:t>
+        <w:t xml:space="preserve">هل ظهر الوسم على GitHub بعد الدفع؟ ☐ نعم ☐ لا — وإن لا، فما الأمر الذي كان ناقصاً؟ …………</w:t>
+      </w:r>
+    </w:p>
+    <w:p>
+      <w:pPr>
+        <w:pStyle w:val="FirstParagraph"/>
+        <w:bidi/>
+      </w:pPr>
+      <w:r>
+        <w:rPr>
+          <w:sz w:val="22"/>
+          <w:rtl/>
+        </w:rPr>
+        <w:t xml:space="preserve">أسئلة تحقّق ختامية (10 نقاط)</w:t>
+      </w:r>
+      <w:r>
+        <w:rPr>
+          <w:sz w:val="22"/>
+          <w:rtl/>
+        </w:rPr>
+        <w:t xml:space="preserve">Final knowledge checks (10 pts)</w:t>
+      </w:r>
+    </w:p>
+    <w:p>
+      <w:pPr>
+        <w:pStyle w:val="BodyText"/>
+        <w:bidi/>
+      </w:pPr>
+      <w:r>
+        <w:rPr>
+          <w:b/>
+          <w:bCs/>
+          <w:sz w:val="22"/>
+          <w:rtl/>
+        </w:rPr>
+        <w:t xml:space="preserve">س1.</w:t>
+      </w:r>
+      <w:r>
+        <w:rPr>
+          <w:sz w:val="22"/>
+          <w:rtl/>
+        </w:rPr>
+        <w:t xml:space="preserve"> </w:t>
+      </w:r>
+      <w:r>
+        <w:rPr>
+          <w:sz w:val="22"/>
+          <w:rtl/>
+        </w:rPr>
+        <w:t xml:space="preserve">ما الفرق بين «حماية الفرع» و«فحص CI» من حيث ما يمنعه كل واحد منهما؟</w:t>
+      </w:r>
+    </w:p>
+    <w:p>
+      <w:pPr>
+        <w:pStyle w:val="BodyText"/>
+        <w:bidi/>
+      </w:pPr>
+      <w:r>
+        <w:rPr>
+          <w:sz w:val="22"/>
+          <w:rtl/>
+        </w:rPr>
+        <w:t xml:space="preserve">إجابتك / Your answer</w:t>
+      </w:r>
+    </w:p>
+    <w:p>
+      <w:pPr>
+        <w:pStyle w:val="BodyText"/>
+        <w:bidi/>
+      </w:pPr>
+      <w:r>
+        <w:rPr>
+          <w:b/>
+          <w:bCs/>
+          <w:sz w:val="22"/>
+          <w:rtl/>
+        </w:rPr>
+        <w:t xml:space="preserve">س2.</w:t>
+      </w:r>
+      <w:r>
+        <w:rPr>
+          <w:sz w:val="22"/>
+          <w:rtl/>
+        </w:rPr>
+        <w:t xml:space="preserve"> </w:t>
+      </w:r>
+      <w:r>
+        <w:rPr>
+          <w:sz w:val="22"/>
+          <w:rtl/>
+        </w:rPr>
+        <w:t xml:space="preserve">طالب قال: «الفحص يمرّ دائماً، إذاً مشروعنا سليم». ما الخلل المنطقي في عبارته؟ وكيف تختبر الفحص؟</w:t>
+      </w:r>
+    </w:p>
+    <w:p>
+      <w:pPr>
+        <w:pStyle w:val="BodyText"/>
+        <w:bidi/>
+      </w:pPr>
+      <w:r>
+        <w:rPr>
+          <w:sz w:val="22"/>
+          <w:rtl/>
+        </w:rPr>
+        <w:t xml:space="preserve">إجابتك / Your answer</w:t>
+      </w:r>
+    </w:p>
+    <w:p>
+      <w:pPr>
+        <w:pStyle w:val="BodyText"/>
+        <w:bidi/>
+      </w:pPr>
+      <w:r>
+        <w:rPr>
+          <w:b/>
+          <w:bCs/>
+          <w:sz w:val="22"/>
+          <w:rtl/>
+        </w:rPr>
+        <w:t xml:space="preserve">س3.</w:t>
+      </w:r>
+      <w:r>
+        <w:rPr>
+          <w:sz w:val="22"/>
+          <w:rtl/>
+        </w:rPr>
+        <w:t xml:space="preserve"> </w:t>
+      </w:r>
+      <w:r>
+        <w:rPr>
+          <w:sz w:val="22"/>
+          <w:rtl/>
+        </w:rPr>
+        <w:t xml:space="preserve">ما الفرق بين وسم بسيط (</w:t>
+      </w:r>
+      <w:r>
+        <w:rPr>
+          <w:rStyle w:val="VerbatimChar"/>
+          <w:sz w:val="22"/>
+          <w:rtl/>
+        </w:rPr>
+        <w:t xml:space="preserve">git tag v1.0.0</w:t>
+      </w:r>
+      <w:r>
+        <w:rPr>
+          <w:sz w:val="22"/>
+          <w:rtl/>
+        </w:rPr>
+        <w:t xml:space="preserve">) ووسم مع تعليق (</w:t>
+      </w:r>
+      <w:r>
+        <w:rPr>
+          <w:rStyle w:val="VerbatimChar"/>
+          <w:sz w:val="22"/>
+          <w:rtl/>
+        </w:rPr>
+        <w:t xml:space="preserve">git tag -a v1.0.0 -m "…"</w:t>
+      </w:r>
+      <w:r>
+        <w:rPr>
+          <w:sz w:val="22"/>
+          <w:rtl/>
+        </w:rPr>
+        <w:t xml:space="preserve">)؟ وأيّهما يُستحسن للإصدارات؟</w:t>
+      </w:r>
+    </w:p>
+    <w:p>
+      <w:pPr>
+        <w:pStyle w:val="BodyText"/>
+        <w:bidi/>
+      </w:pPr>
+      <w:r>
+        <w:rPr>
+          <w:sz w:val="22"/>
+          <w:rtl/>
+        </w:rPr>
+        <w:t xml:space="preserve">إجابتك / Your answer</w:t>
+      </w:r>
+    </w:p>
+    <w:p>
+      <w:pPr>
+        <w:pStyle w:val="BodyText"/>
+        <w:bidi/>
+      </w:pPr>
+      <w:r>
+        <w:rPr>
+          <w:b/>
+          <w:bCs/>
+          <w:sz w:val="22"/>
+          <w:rtl/>
+        </w:rPr>
+        <w:t xml:space="preserve">س4.</w:t>
+      </w:r>
+      <w:r>
+        <w:rPr>
+          <w:sz w:val="22"/>
+          <w:rtl/>
+        </w:rPr>
+        <w:t xml:space="preserve"> </w:t>
+      </w:r>
+      <w:r>
+        <w:rPr>
+          <w:sz w:val="22"/>
+          <w:rtl/>
+        </w:rPr>
+        <w:t xml:space="preserve">ما فائدة أن يمنع المشروع «الدفع القسري» (Allow force pushes) على</w:t>
+      </w:r>
+      <w:r>
+        <w:rPr>
+          <w:sz w:val="22"/>
+          <w:rtl/>
+        </w:rPr>
+        <w:t xml:space="preserve"> </w:t>
+      </w:r>
+      <w:r>
+        <w:rPr>
+          <w:rStyle w:val="VerbatimChar"/>
+          <w:sz w:val="22"/>
+          <w:rtl/>
+        </w:rPr>
+        <w:t xml:space="preserve">main</w:t>
+      </w:r>
+      <w:r>
+        <w:rPr>
+          <w:sz w:val="22"/>
+          <w:rtl/>
+        </w:rPr>
+        <w:t xml:space="preserve">؟</w:t>
+      </w:r>
+    </w:p>
+    <w:p>
+      <w:pPr>
+        <w:pStyle w:val="BodyText"/>
+        <w:bidi/>
+      </w:pPr>
+      <w:r>
+        <w:rPr>
+          <w:sz w:val="22"/>
+          <w:rtl/>
+        </w:rPr>
+        <w:t xml:space="preserve">إجابتك / Your answer</w:t>
+      </w:r>
+    </w:p>
+    <w:p>
+      <w:pPr>
+        <w:pStyle w:val="BodyText"/>
+        <w:bidi/>
+      </w:pPr>
+      <w:r>
+        <w:rPr>
+          <w:b/>
+          <w:bCs/>
+          <w:sz w:val="22"/>
+          <w:rtl/>
+        </w:rPr>
+        <w:t xml:space="preserve">قائمة الفحص النهائية</w:t>
+      </w:r>
+      <w:r>
+        <w:rPr>
+          <w:b/>
+          <w:bCs/>
+          <w:sz w:val="22"/>
+          <w:rtl/>
+        </w:rPr>
+        <w:t xml:space="preserve"> </w:t>
+      </w:r>
+      <w:r>
+        <w:rPr>
+          <w:b/>
+          <w:bCs/>
+          <w:sz w:val="22"/>
+          <w:rtl/>
+        </w:rPr>
+        <w:t xml:space="preserve">/ Final checklist</w:t>
       </w:r>
     </w:p>
     <w:p>
@@ -7802,7 +7884,7 @@
         <w:pStyle w:val="Compact"/>
         <w:numPr>
           <w:ilvl w:val="0"/>
-          <w:numId w:val="1009"/>
+          <w:numId w:val="1010"/>
         </w:numPr>
         <w:bidi/>
       </w:pPr>
@@ -7811,7 +7893,36 @@
           <w:sz w:val="22"/>
           <w:rtl/>
         </w:rPr>
-        <w:t xml:space="preserve">[ ] جرّبت ثلاث حالات معطوبة وتأكدت أن الفحص يفشل فيها فعلاً</w:t>
+        <w:t xml:space="preserve">[ ] قرأت</w:t>
+      </w:r>
+      <w:r>
+        <w:rPr>
+          <w:sz w:val="22"/>
+          <w:rtl/>
+        </w:rPr>
+        <w:t xml:space="preserve"> </w:t>
+      </w:r>
+      <w:r>
+        <w:rPr>
+          <w:rStyle w:val="VerbatimChar"/>
+          <w:sz w:val="22"/>
+          <w:rtl/>
+        </w:rPr>
+        <w:t xml:space="preserve">validate.yml</w:t>
+      </w:r>
+      <w:r>
+        <w:rPr>
+          <w:sz w:val="22"/>
+          <w:rtl/>
+        </w:rPr>
+        <w:t xml:space="preserve"> </w:t>
+      </w:r>
+      <w:r>
+        <w:rPr>
+          <w:sz w:val="22"/>
+          <w:rtl/>
+        </w:rPr>
+        <w:t xml:space="preserve">وأعرف أحداثه وعدد خطواته</w:t>
       </w:r>
     </w:p>
     <w:p>
@@ -7819,7 +7930,7 @@
         <w:pStyle w:val="Compact"/>
         <w:numPr>
           <w:ilvl w:val="0"/>
-          <w:numId w:val="1009"/>
+          <w:numId w:val="1010"/>
         </w:numPr>
         <w:bidi/>
       </w:pPr>
@@ -7828,7 +7939,36 @@
           <w:sz w:val="22"/>
           <w:rtl/>
         </w:rPr>
-        <w:t xml:space="preserve">[ ] أصلحت الأخطاء حتى صار الفحص أخضر على GitHub (وبرابط دليل)</w:t>
+        <w:t xml:space="preserve">[ ] شغّلت</w:t>
+      </w:r>
+      <w:r>
+        <w:rPr>
+          <w:sz w:val="22"/>
+          <w:rtl/>
+        </w:rPr>
+        <w:t xml:space="preserve"> </w:t>
+      </w:r>
+      <w:r>
+        <w:rPr>
+          <w:rStyle w:val="VerbatimChar"/>
+          <w:sz w:val="22"/>
+          <w:rtl/>
+        </w:rPr>
+        <w:t xml:space="preserve">node tools/ci-local.mjs</w:t>
+      </w:r>
+      <w:r>
+        <w:rPr>
+          <w:sz w:val="22"/>
+          <w:rtl/>
+        </w:rPr>
+        <w:t xml:space="preserve"> </w:t>
+      </w:r>
+      <w:r>
+        <w:rPr>
+          <w:sz w:val="22"/>
+          <w:rtl/>
+        </w:rPr>
+        <w:t xml:space="preserve">قبل الرفع وأصبحت كل الفحوص ✔</w:t>
       </w:r>
     </w:p>
     <w:p>
@@ -7836,7 +7976,7 @@
         <w:pStyle w:val="Compact"/>
         <w:numPr>
           <w:ilvl w:val="0"/>
-          <w:numId w:val="1009"/>
+          <w:numId w:val="1010"/>
         </w:numPr>
         <w:bidi/>
       </w:pPr>
@@ -7845,7 +7985,7 @@
           <w:sz w:val="22"/>
           <w:rtl/>
         </w:rPr>
-        <w:t xml:space="preserve">[ ] حماية الفرع مفعّلة، والفحص المطلوب للدمج محدَّد</w:t>
+        <w:t xml:space="preserve">[ ] جرّبت ثلاث حالات معطوبة وتأكدت أن الفحص يفشل فيها فعلاً</w:t>
       </w:r>
     </w:p>
     <w:p>
@@ -7853,7 +7993,7 @@
         <w:pStyle w:val="Compact"/>
         <w:numPr>
           <w:ilvl w:val="0"/>
-          <w:numId w:val="1009"/>
+          <w:numId w:val="1010"/>
         </w:numPr>
         <w:bidi/>
       </w:pPr>
@@ -7862,36 +8002,7 @@
           <w:sz w:val="22"/>
           <w:rtl/>
         </w:rPr>
-        <w:t xml:space="preserve">[ ]</w:t>
-      </w:r>
-      <w:r>
-        <w:rPr>
-          <w:sz w:val="22"/>
-          <w:rtl/>
-        </w:rPr>
-        <w:t xml:space="preserve"> </w:t>
-      </w:r>
-      <w:r>
-        <w:rPr>
-          <w:rStyle w:val="VerbatimChar"/>
-          <w:sz w:val="22"/>
-          <w:rtl/>
-        </w:rPr>
-        <w:t xml:space="preserve">CODEOWNERS</w:t>
-      </w:r>
-      <w:r>
-        <w:rPr>
-          <w:sz w:val="22"/>
-          <w:rtl/>
-        </w:rPr>
-        <w:t xml:space="preserve"> </w:t>
-      </w:r>
-      <w:r>
-        <w:rPr>
-          <w:sz w:val="22"/>
-          <w:rtl/>
-        </w:rPr>
-        <w:t xml:space="preserve">مطبَّق، ولاحظت المراجع يُضاف تلقائياً</w:t>
+        <w:t xml:space="preserve">[ ] أصلحت الأخطاء حتى صار الفحص أخضر على GitHub (وبرابط دليل)</w:t>
       </w:r>
     </w:p>
     <w:p>
@@ -7899,7 +8010,70 @@
         <w:pStyle w:val="Compact"/>
         <w:numPr>
           <w:ilvl w:val="0"/>
-          <w:numId w:val="1009"/>
+          <w:numId w:val="1010"/>
+        </w:numPr>
+        <w:bidi/>
+      </w:pPr>
+      <w:r>
+        <w:rPr>
+          <w:sz w:val="22"/>
+          <w:rtl/>
+        </w:rPr>
+        <w:t xml:space="preserve">[ ] حماية الفرع مفعّلة، والفحص المطلوب للدمج محدَّد</w:t>
+      </w:r>
+    </w:p>
+    <w:p>
+      <w:pPr>
+        <w:pStyle w:val="Compact"/>
+        <w:numPr>
+          <w:ilvl w:val="0"/>
+          <w:numId w:val="1010"/>
+        </w:numPr>
+        <w:bidi/>
+      </w:pPr>
+      <w:r>
+        <w:rPr>
+          <w:sz w:val="22"/>
+          <w:rtl/>
+        </w:rPr>
+        <w:t xml:space="preserve">[ ]</w:t>
+      </w:r>
+      <w:r>
+        <w:rPr>
+          <w:sz w:val="22"/>
+          <w:rtl/>
+        </w:rPr>
+        <w:t xml:space="preserve"> </w:t>
+      </w:r>
+      <w:r>
+        <w:rPr>
+          <w:rStyle w:val="VerbatimChar"/>
+          <w:sz w:val="22"/>
+          <w:rtl/>
+        </w:rPr>
+        <w:t xml:space="preserve">CODEOWNERS</w:t>
+      </w:r>
+      <w:r>
+        <w:rPr>
+          <w:sz w:val="22"/>
+          <w:rtl/>
+        </w:rPr>
+        <w:t xml:space="preserve"> </w:t>
+      </w:r>
+      <w:r>
+        <w:rPr>
+          <w:sz w:val="22"/>
+          <w:rtl/>
+        </w:rPr>
+        <w:t xml:space="preserve">مطبَّق، ولاحظت المراجع يُضاف تلقائياً</w:t>
+      </w:r>
+    </w:p>
+    <w:p>
+      <w:pPr>
+        <w:pStyle w:val="Compact"/>
+        <w:numPr>
+          <w:ilvl w:val="0"/>
+          <w:numId w:val="1010"/>
         </w:numPr>
         <w:bidi/>
       </w:pPr>
@@ -8669,6 +8843,91 @@
       </w:rPr>
     </w:lvl>
   </w:abstractNum>
+  <w:abstractNum w:abstractNumId="99201">
+    <w:nsid w:val="00A99201"/>
+    <w:multiLevelType w:val="multilevel"/>
+    <w:lvl w:ilvl="0">
+      <w:start w:val="1"/>
+      <w:numFmt w:val="decimal"/>
+      <w:lvlText w:val="%1."/>
+      <w:lvlJc w:val="left"/>
+      <w:pPr>
+        <w:ind w:left="720" w:hanging="360"/>
+      </w:pPr>
+    </w:lvl>
+    <w:lvl w:ilvl="1">
+      <w:start w:val="1"/>
+      <w:numFmt w:val="lowerLetter"/>
+      <w:lvlText w:val="%2."/>
+      <w:lvlJc w:val="left"/>
+      <w:pPr>
+        <w:ind w:left="1440" w:hanging="360"/>
+      </w:pPr>
+    </w:lvl>
+    <w:lvl w:ilvl="2">
+      <w:start w:val="1"/>
+      <w:numFmt w:val="lowerRoman"/>
+      <w:lvlText w:val="%3."/>
+      <w:lvlJc w:val="left"/>
+      <w:pPr>
+        <w:ind w:left="2160" w:hanging="360"/>
+      </w:pPr>
+    </w:lvl>
+    <w:lvl w:ilvl="3">
+      <w:start w:val="1"/>
+      <w:numFmt w:val="decimal"/>
+      <w:lvlText w:val="%4."/>
+      <w:lvlJc w:val="left"/>
+      <w:pPr>
+        <w:ind w:left="2880" w:hanging="360"/>
+      </w:pPr>
+    </w:lvl>
+    <w:lvl w:ilvl="4">
+      <w:start w:val="1"/>
+      <w:numFmt w:val="lowerLetter"/>
+      <w:lvlText w:val="%5."/>
+      <w:lvlJc w:val="left"/>
+      <w:pPr>
+        <w:ind w:left="3600" w:hanging="360"/>
+      </w:pPr>
+    </w:lvl>
+    <w:lvl w:ilvl="5">
+      <w:start w:val="1"/>
+      <w:numFmt w:val="lowerRoman"/>
+      <w:lvlText w:val="%6."/>
+      <w:lvlJc w:val="left"/>
+      <w:pPr>
+        <w:ind w:left="4320" w:hanging="360"/>
+      </w:pPr>
+    </w:lvl>
+    <w:lvl w:ilvl="6">
+      <w:start w:val="1"/>
+      <w:numFmt w:val="decimal"/>
+      <w:lvlText w:val="%7."/>
+      <w:lvlJc w:val="left"/>
+      <w:pPr>
+        <w:ind w:left="5040" w:hanging="360"/>
+      </w:pPr>
+    </w:lvl>
+    <w:lvl w:ilvl="7">
+      <w:start w:val="1"/>
+      <w:numFmt w:val="lowerLetter"/>
+      <w:lvlText w:val="%8."/>
+      <w:lvlJc w:val="left"/>
+      <w:pPr>
+        <w:ind w:left="5760" w:hanging="360"/>
+      </w:pPr>
+    </w:lvl>
+    <w:lvl w:ilvl="8">
+      <w:start w:val="1"/>
+      <w:numFmt w:val="lowerRoman"/>
+      <w:lvlText w:val="%9."/>
+      <w:lvlJc w:val="left"/>
+      <w:pPr>
+        <w:ind w:left="6480" w:hanging="360"/>
+      </w:pPr>
+    </w:lvl>
+  </w:abstractNum>
   <w:num w:numId="1000">
     <w:abstractNumId w:val="990"/>
   </w:num>
@@ -8679,7 +8938,34 @@
     <w:abstractNumId w:val="991"/>
   </w:num>
   <w:num w:numId="1003">
-    <w:abstractNumId w:val="991"/>
+    <w:abstractNumId w:val="99201"/>
+    <w:lvlOverride w:ilvl="0">
+      <w:startOverride w:val="1"/>
+    </w:lvlOverride>
+    <w:lvlOverride w:ilvl="1">
+      <w:startOverride w:val="1"/>
+    </w:lvlOverride>
+    <w:lvlOverride w:ilvl="2">
+      <w:startOverride w:val="1"/>
+    </w:lvlOverride>
+    <w:lvlOverride w:ilvl="3">
+      <w:startOverride w:val="1"/>
+    </w:lvlOverride>
+    <w:lvlOverride w:ilvl="4">
+      <w:startOverride w:val="1"/>
+    </w:lvlOverride>
+    <w:lvlOverride w:ilvl="5">
+      <w:startOverride w:val="1"/>
+    </w:lvlOverride>
+    <w:lvlOverride w:ilvl="6">
+      <w:startOverride w:val="1"/>
+    </w:lvlOverride>
+    <w:lvlOverride w:ilvl="7">
+      <w:startOverride w:val="1"/>
+    </w:lvlOverride>
+    <w:lvlOverride w:ilvl="8">
+      <w:startOverride w:val="1"/>
+    </w:lvlOverride>
   </w:num>
   <w:num w:numId="1004">
     <w:abstractNumId w:val="991"/>
@@ -8697,6 +8983,9 @@
     <w:abstractNumId w:val="991"/>
   </w:num>
   <w:num w:numId="1009">
+    <w:abstractNumId w:val="991"/>
+  </w:num>
+  <w:num w:numId="1010">
     <w:abstractNumId w:val="991"/>
   </w:num>
 </w:numbering>

--- a/docx/ws6-automation.docx
+++ b/docx/ws6-automation.docx
@@ -1562,6 +1562,15 @@
         <w:tblStyle w:val="Table"/>
         <w:tblW w:type="auto" w:w="0"/>
         <w:tblLook w:firstRow="1" w:lastRow="0" w:firstColumn="0" w:lastColumn="0" w:noHBand="0" w:noVBand="0" w:val="0020"/>
+        <w:jc w:val="center"/>
+        <w:tblBorders>
+          <w:top w:val="single" w:sz="4" w:color="C9D3DE"/>
+          <w:left w:val="single" w:sz="4" w:color="C9D3DE"/>
+          <w:bottom w:val="single" w:sz="4" w:color="C9D3DE"/>
+          <w:right w:val="single" w:sz="4" w:color="C9D3DE"/>
+          <w:insideH w:val="single" w:sz="4" w:color="C9D3DE"/>
+          <w:insideV w:val="single" w:sz="4" w:color="C9D3DE"/>
+        </w:tblBorders>
         <w:bidiVisual/>
       </w:tblPr>
       <w:tblGrid>
@@ -1574,7 +1583,9 @@
           <w:tblHeader w:val="on"/>
         </w:trPr>
         <w:tc>
-          <w:tcPr/>
+          <w:tcPr>
+            <w:shd w:val="clear" w:color="auto" w:fill="1E3A5F"/>
+          </w:tcPr>
           <w:p>
             <w:pPr>
               <w:pStyle w:val="Compact"/>
@@ -1582,6 +1593,8 @@
             </w:pPr>
             <w:r>
               <w:rPr>
+                <w:b/>
+                <w:color w:val="FFFFFF"/>
                 <w:sz w:val="22"/>
                 <w:rtl/>
               </w:rPr>
@@ -1590,7 +1603,9 @@
           </w:p>
         </w:tc>
         <w:tc>
-          <w:tcPr/>
+          <w:tcPr>
+            <w:shd w:val="clear" w:color="auto" w:fill="1E3A5F"/>
+          </w:tcPr>
           <w:p>
             <w:pPr>
               <w:pStyle w:val="Compact"/>
@@ -1598,6 +1613,8 @@
             </w:pPr>
             <w:r>
               <w:rPr>
+                <w:b/>
+                <w:color w:val="FFFFFF"/>
                 <w:sz w:val="22"/>
                 <w:rtl/>
               </w:rPr>
@@ -1606,7 +1623,9 @@
           </w:p>
         </w:tc>
         <w:tc>
-          <w:tcPr/>
+          <w:tcPr>
+            <w:shd w:val="clear" w:color="auto" w:fill="1E3A5F"/>
+          </w:tcPr>
           <w:p>
             <w:pPr>
               <w:pStyle w:val="Compact"/>
@@ -1614,6 +1633,8 @@
             </w:pPr>
             <w:r>
               <w:rPr>
+                <w:b/>
+                <w:color w:val="FFFFFF"/>
                 <w:sz w:val="22"/>
                 <w:rtl/>
               </w:rPr>
@@ -1675,7 +1696,9 @@
       </w:tr>
       <w:tr>
         <w:tc>
-          <w:tcPr/>
+          <w:tcPr>
+            <w:shd w:val="clear" w:color="auto" w:fill="FAFCFE"/>
+          </w:tcPr>
           <w:p>
             <w:pPr>
               <w:pStyle w:val="Compact"/>
@@ -1692,7 +1715,9 @@
           </w:p>
         </w:tc>
         <w:tc>
-          <w:tcPr/>
+          <w:tcPr>
+            <w:shd w:val="clear" w:color="auto" w:fill="FAFCFE"/>
+          </w:tcPr>
           <w:p>
             <w:pPr>
               <w:pStyle w:val="Compact"/>
@@ -1708,7 +1733,9 @@
           </w:p>
         </w:tc>
         <w:tc>
-          <w:tcPr/>
+          <w:tcPr>
+            <w:shd w:val="clear" w:color="auto" w:fill="FAFCFE"/>
+          </w:tcPr>
           <w:p>
             <w:pPr>
               <w:pStyle w:val="Compact"/>
@@ -1777,7 +1804,9 @@
       </w:tr>
       <w:tr>
         <w:tc>
-          <w:tcPr/>
+          <w:tcPr>
+            <w:shd w:val="clear" w:color="auto" w:fill="FAFCFE"/>
+          </w:tcPr>
           <w:p>
             <w:pPr>
               <w:pStyle w:val="Compact"/>
@@ -1794,7 +1823,9 @@
           </w:p>
         </w:tc>
         <w:tc>
-          <w:tcPr/>
+          <w:tcPr>
+            <w:shd w:val="clear" w:color="auto" w:fill="FAFCFE"/>
+          </w:tcPr>
           <w:p>
             <w:pPr>
               <w:pStyle w:val="Compact"/>
@@ -1810,7 +1841,9 @@
           </w:p>
         </w:tc>
         <w:tc>
-          <w:tcPr/>
+          <w:tcPr>
+            <w:shd w:val="clear" w:color="auto" w:fill="FAFCFE"/>
+          </w:tcPr>
           <w:p>
             <w:pPr>
               <w:pStyle w:val="Compact"/>
@@ -1879,7 +1912,9 @@
       </w:tr>
       <w:tr>
         <w:tc>
-          <w:tcPr/>
+          <w:tcPr>
+            <w:shd w:val="clear" w:color="auto" w:fill="FAFCFE"/>
+          </w:tcPr>
           <w:p>
             <w:pPr>
               <w:pStyle w:val="Compact"/>
@@ -1896,7 +1931,9 @@
           </w:p>
         </w:tc>
         <w:tc>
-          <w:tcPr/>
+          <w:tcPr>
+            <w:shd w:val="clear" w:color="auto" w:fill="FAFCFE"/>
+          </w:tcPr>
           <w:p>
             <w:pPr>
               <w:pStyle w:val="Compact"/>
@@ -1912,7 +1949,9 @@
           </w:p>
         </w:tc>
         <w:tc>
-          <w:tcPr/>
+          <w:tcPr>
+            <w:shd w:val="clear" w:color="auto" w:fill="FAFCFE"/>
+          </w:tcPr>
           <w:p>
             <w:pPr>
               <w:pStyle w:val="Compact"/>
@@ -4077,6 +4116,15 @@
         <w:tblStyle w:val="Table"/>
         <w:tblW w:type="auto" w:w="0"/>
         <w:tblLook w:firstRow="1" w:lastRow="0" w:firstColumn="0" w:lastColumn="0" w:noHBand="0" w:noVBand="0" w:val="0020"/>
+        <w:jc w:val="center"/>
+        <w:tblBorders>
+          <w:top w:val="single" w:sz="4" w:color="C9D3DE"/>
+          <w:left w:val="single" w:sz="4" w:color="C9D3DE"/>
+          <w:bottom w:val="single" w:sz="4" w:color="C9D3DE"/>
+          <w:right w:val="single" w:sz="4" w:color="C9D3DE"/>
+          <w:insideH w:val="single" w:sz="4" w:color="C9D3DE"/>
+          <w:insideV w:val="single" w:sz="4" w:color="C9D3DE"/>
+        </w:tblBorders>
         <w:bidiVisual/>
       </w:tblPr>
       <w:tblGrid>
@@ -4089,7 +4137,9 @@
           <w:tblHeader w:val="on"/>
         </w:trPr>
         <w:tc>
-          <w:tcPr/>
+          <w:tcPr>
+            <w:shd w:val="clear" w:color="auto" w:fill="1E3A5F"/>
+          </w:tcPr>
           <w:p>
             <w:pPr>
               <w:pStyle w:val="Compact"/>
@@ -4097,6 +4147,8 @@
             </w:pPr>
             <w:r>
               <w:rPr>
+                <w:b/>
+                <w:color w:val="FFFFFF"/>
                 <w:sz w:val="22"/>
                 <w:rtl/>
               </w:rPr>
@@ -4105,7 +4157,9 @@
           </w:p>
         </w:tc>
         <w:tc>
-          <w:tcPr/>
+          <w:tcPr>
+            <w:shd w:val="clear" w:color="auto" w:fill="1E3A5F"/>
+          </w:tcPr>
           <w:p>
             <w:pPr>
               <w:pStyle w:val="Compact"/>
@@ -4113,6 +4167,8 @@
             </w:pPr>
             <w:r>
               <w:rPr>
+                <w:b/>
+                <w:color w:val="FFFFFF"/>
                 <w:sz w:val="22"/>
                 <w:rtl/>
               </w:rPr>
@@ -4121,7 +4177,9 @@
           </w:p>
         </w:tc>
         <w:tc>
-          <w:tcPr/>
+          <w:tcPr>
+            <w:shd w:val="clear" w:color="auto" w:fill="1E3A5F"/>
+          </w:tcPr>
           <w:p>
             <w:pPr>
               <w:pStyle w:val="Compact"/>
@@ -4129,6 +4187,8 @@
             </w:pPr>
             <w:r>
               <w:rPr>
+                <w:b/>
+                <w:color w:val="FFFFFF"/>
                 <w:sz w:val="22"/>
                 <w:rtl/>
               </w:rPr>
@@ -4189,7 +4249,9 @@
       </w:tr>
       <w:tr>
         <w:tc>
-          <w:tcPr/>
+          <w:tcPr>
+            <w:shd w:val="clear" w:color="auto" w:fill="FAFCFE"/>
+          </w:tcPr>
           <w:p>
             <w:pPr>
               <w:pStyle w:val="Compact"/>
@@ -4205,7 +4267,9 @@
           </w:p>
         </w:tc>
         <w:tc>
-          <w:tcPr/>
+          <w:tcPr>
+            <w:shd w:val="clear" w:color="auto" w:fill="FAFCFE"/>
+          </w:tcPr>
           <w:p>
             <w:pPr>
               <w:pStyle w:val="Compact"/>
@@ -4221,7 +4285,9 @@
           </w:p>
         </w:tc>
         <w:tc>
-          <w:tcPr/>
+          <w:tcPr>
+            <w:shd w:val="clear" w:color="auto" w:fill="FAFCFE"/>
+          </w:tcPr>
           <w:p>
             <w:pPr>
               <w:pStyle w:val="Compact"/>
@@ -4437,6 +4503,15 @@
         <w:tblStyle w:val="Table"/>
         <w:tblW w:type="auto" w:w="0"/>
         <w:tblLook w:firstRow="1" w:lastRow="0" w:firstColumn="0" w:lastColumn="0" w:noHBand="0" w:noVBand="0" w:val="0020"/>
+        <w:jc w:val="center"/>
+        <w:tblBorders>
+          <w:top w:val="single" w:sz="4" w:color="C9D3DE"/>
+          <w:left w:val="single" w:sz="4" w:color="C9D3DE"/>
+          <w:bottom w:val="single" w:sz="4" w:color="C9D3DE"/>
+          <w:right w:val="single" w:sz="4" w:color="C9D3DE"/>
+          <w:insideH w:val="single" w:sz="4" w:color="C9D3DE"/>
+          <w:insideV w:val="single" w:sz="4" w:color="C9D3DE"/>
+        </w:tblBorders>
         <w:bidiVisual/>
       </w:tblPr>
       <w:tblGrid>
@@ -4448,7 +4523,9 @@
           <w:tblHeader w:val="on"/>
         </w:trPr>
         <w:tc>
-          <w:tcPr/>
+          <w:tcPr>
+            <w:shd w:val="clear" w:color="auto" w:fill="1E3A5F"/>
+          </w:tcPr>
           <w:p>
             <w:pPr>
               <w:pStyle w:val="Compact"/>
@@ -4456,6 +4533,8 @@
             </w:pPr>
             <w:r>
               <w:rPr>
+                <w:b/>
+                <w:color w:val="FFFFFF"/>
                 <w:sz w:val="22"/>
                 <w:rtl/>
               </w:rPr>
@@ -4464,7 +4543,9 @@
           </w:p>
         </w:tc>
         <w:tc>
-          <w:tcPr/>
+          <w:tcPr>
+            <w:shd w:val="clear" w:color="auto" w:fill="1E3A5F"/>
+          </w:tcPr>
           <w:p>
             <w:pPr>
               <w:pStyle w:val="Compact"/>
@@ -4472,6 +4553,8 @@
             </w:pPr>
             <w:r>
               <w:rPr>
+                <w:b/>
+                <w:color w:val="FFFFFF"/>
                 <w:sz w:val="22"/>
                 <w:rtl/>
               </w:rPr>
@@ -4546,7 +4629,9 @@
       </w:tr>
       <w:tr>
         <w:tc>
-          <w:tcPr/>
+          <w:tcPr>
+            <w:shd w:val="clear" w:color="auto" w:fill="FAFCFE"/>
+          </w:tcPr>
           <w:p>
             <w:pPr>
               <w:pStyle w:val="Compact"/>
@@ -4562,7 +4647,9 @@
           </w:p>
         </w:tc>
         <w:tc>
-          <w:tcPr/>
+          <w:tcPr>
+            <w:shd w:val="clear" w:color="auto" w:fill="FAFCFE"/>
+          </w:tcPr>
           <w:p>
             <w:pPr>
               <w:pStyle w:val="Compact"/>
@@ -5899,6 +5986,15 @@
         <w:tblStyle w:val="Table"/>
         <w:tblW w:type="auto" w:w="0"/>
         <w:tblLook w:firstRow="1" w:lastRow="0" w:firstColumn="0" w:lastColumn="0" w:noHBand="0" w:noVBand="0" w:val="0020"/>
+        <w:jc w:val="center"/>
+        <w:tblBorders>
+          <w:top w:val="single" w:sz="4" w:color="C9D3DE"/>
+          <w:left w:val="single" w:sz="4" w:color="C9D3DE"/>
+          <w:bottom w:val="single" w:sz="4" w:color="C9D3DE"/>
+          <w:right w:val="single" w:sz="4" w:color="C9D3DE"/>
+          <w:insideH w:val="single" w:sz="4" w:color="C9D3DE"/>
+          <w:insideV w:val="single" w:sz="4" w:color="C9D3DE"/>
+        </w:tblBorders>
         <w:bidiVisual/>
       </w:tblPr>
       <w:tblGrid>
@@ -5911,7 +6007,9 @@
           <w:tblHeader w:val="on"/>
         </w:trPr>
         <w:tc>
-          <w:tcPr/>
+          <w:tcPr>
+            <w:shd w:val="clear" w:color="auto" w:fill="1E3A5F"/>
+          </w:tcPr>
           <w:p>
             <w:pPr>
               <w:pStyle w:val="Compact"/>
@@ -5919,6 +6017,8 @@
             </w:pPr>
             <w:r>
               <w:rPr>
+                <w:b/>
+                <w:color w:val="FFFFFF"/>
                 <w:sz w:val="22"/>
                 <w:rtl/>
               </w:rPr>
@@ -5927,7 +6027,9 @@
           </w:p>
         </w:tc>
         <w:tc>
-          <w:tcPr/>
+          <w:tcPr>
+            <w:shd w:val="clear" w:color="auto" w:fill="1E3A5F"/>
+          </w:tcPr>
           <w:p>
             <w:pPr>
               <w:pStyle w:val="Compact"/>
@@ -5935,6 +6037,8 @@
             </w:pPr>
             <w:r>
               <w:rPr>
+                <w:b/>
+                <w:color w:val="FFFFFF"/>
                 <w:sz w:val="22"/>
                 <w:rtl/>
               </w:rPr>
@@ -5943,7 +6047,9 @@
           </w:p>
         </w:tc>
         <w:tc>
-          <w:tcPr/>
+          <w:tcPr>
+            <w:shd w:val="clear" w:color="auto" w:fill="1E3A5F"/>
+          </w:tcPr>
           <w:p>
             <w:pPr>
               <w:pStyle w:val="Compact"/>
@@ -5951,6 +6057,8 @@
             </w:pPr>
             <w:r>
               <w:rPr>
+                <w:b/>
+                <w:color w:val="FFFFFF"/>
                 <w:sz w:val="22"/>
                 <w:rtl/>
               </w:rPr>
@@ -6034,7 +6142,9 @@
       </w:tr>
       <w:tr>
         <w:tc>
-          <w:tcPr/>
+          <w:tcPr>
+            <w:shd w:val="clear" w:color="auto" w:fill="FAFCFE"/>
+          </w:tcPr>
           <w:p>
             <w:pPr>
               <w:pStyle w:val="Compact"/>
@@ -6051,7 +6161,9 @@
           </w:p>
         </w:tc>
         <w:tc>
-          <w:tcPr/>
+          <w:tcPr>
+            <w:shd w:val="clear" w:color="auto" w:fill="FAFCFE"/>
+          </w:tcPr>
           <w:p>
             <w:pPr>
               <w:pStyle w:val="Compact"/>
@@ -6067,7 +6179,9 @@
           </w:p>
         </w:tc>
         <w:tc>
-          <w:tcPr/>
+          <w:tcPr>
+            <w:shd w:val="clear" w:color="auto" w:fill="FAFCFE"/>
+          </w:tcPr>
           <w:p>
             <w:pPr>
               <w:pStyle w:val="Compact"/>
@@ -6136,7 +6250,9 @@
       </w:tr>
       <w:tr>
         <w:tc>
-          <w:tcPr/>
+          <w:tcPr>
+            <w:shd w:val="clear" w:color="auto" w:fill="FAFCFE"/>
+          </w:tcPr>
           <w:p>
             <w:pPr>
               <w:pStyle w:val="Compact"/>
@@ -6175,7 +6291,9 @@
           </w:p>
         </w:tc>
         <w:tc>
-          <w:tcPr/>
+          <w:tcPr>
+            <w:shd w:val="clear" w:color="auto" w:fill="FAFCFE"/>
+          </w:tcPr>
           <w:p>
             <w:pPr>
               <w:pStyle w:val="Compact"/>
@@ -6191,7 +6309,9 @@
           </w:p>
         </w:tc>
         <w:tc>
-          <w:tcPr/>
+          <w:tcPr>
+            <w:shd w:val="clear" w:color="auto" w:fill="FAFCFE"/>
+          </w:tcPr>
           <w:p>
             <w:pPr>
               <w:pStyle w:val="Compact"/>
@@ -8247,6 +8367,15 @@
         <w:tblStyle w:val="Table"/>
         <w:tblW w:type="auto" w:w="0"/>
         <w:tblLook w:firstRow="1" w:lastRow="0" w:firstColumn="0" w:lastColumn="0" w:noHBand="0" w:noVBand="0" w:val="0020"/>
+        <w:jc w:val="center"/>
+        <w:tblBorders>
+          <w:top w:val="single" w:sz="4" w:color="C9D3DE"/>
+          <w:left w:val="single" w:sz="4" w:color="C9D3DE"/>
+          <w:bottom w:val="single" w:sz="4" w:color="C9D3DE"/>
+          <w:right w:val="single" w:sz="4" w:color="C9D3DE"/>
+          <w:insideH w:val="single" w:sz="4" w:color="C9D3DE"/>
+          <w:insideV w:val="single" w:sz="4" w:color="C9D3DE"/>
+        </w:tblBorders>
         <w:bidiVisual/>
       </w:tblPr>
       <w:tblGrid>
@@ -8258,7 +8387,9 @@
           <w:tblHeader w:val="on"/>
         </w:trPr>
         <w:tc>
-          <w:tcPr/>
+          <w:tcPr>
+            <w:shd w:val="clear" w:color="auto" w:fill="1E3A5F"/>
+          </w:tcPr>
           <w:p>
             <w:pPr>
               <w:pStyle w:val="Compact"/>
@@ -8266,6 +8397,8 @@
             </w:pPr>
             <w:r>
               <w:rPr>
+                <w:b/>
+                <w:color w:val="FFFFFF"/>
                 <w:sz w:val="22"/>
                 <w:rtl/>
               </w:rPr>
@@ -8274,7 +8407,9 @@
           </w:p>
         </w:tc>
         <w:tc>
-          <w:tcPr/>
+          <w:tcPr>
+            <w:shd w:val="clear" w:color="auto" w:fill="1E3A5F"/>
+          </w:tcPr>
           <w:p>
             <w:pPr>
               <w:pStyle w:val="Compact"/>
@@ -8282,6 +8417,8 @@
             </w:pPr>
             <w:r>
               <w:rPr>
+                <w:b/>
+                <w:color w:val="FFFFFF"/>
                 <w:sz w:val="22"/>
                 <w:rtl/>
               </w:rPr>
@@ -8327,7 +8464,9 @@
       </w:tr>
       <w:tr>
         <w:tc>
-          <w:tcPr/>
+          <w:tcPr>
+            <w:shd w:val="clear" w:color="auto" w:fill="FAFCFE"/>
+          </w:tcPr>
           <w:p>
             <w:pPr>
               <w:pStyle w:val="Compact"/>
@@ -8343,7 +8482,9 @@
           </w:p>
         </w:tc>
         <w:tc>
-          <w:tcPr/>
+          <w:tcPr>
+            <w:shd w:val="clear" w:color="auto" w:fill="FAFCFE"/>
+          </w:tcPr>
           <w:p>
             <w:pPr>
               <w:pStyle w:val="Compact"/>
@@ -8397,7 +8538,9 @@
       </w:tr>
       <w:tr>
         <w:tc>
-          <w:tcPr/>
+          <w:tcPr>
+            <w:shd w:val="clear" w:color="auto" w:fill="FAFCFE"/>
+          </w:tcPr>
           <w:p>
             <w:pPr>
               <w:pStyle w:val="Compact"/>
@@ -8413,7 +8556,9 @@
           </w:p>
         </w:tc>
         <w:tc>
-          <w:tcPr/>
+          <w:tcPr>
+            <w:shd w:val="clear" w:color="auto" w:fill="FAFCFE"/>
+          </w:tcPr>
           <w:p>
             <w:pPr>
               <w:pStyle w:val="Compact"/>
@@ -8465,7 +8610,9 @@
       </w:tr>
       <w:tr>
         <w:tc>
-          <w:tcPr/>
+          <w:tcPr>
+            <w:shd w:val="clear" w:color="auto" w:fill="FAFCFE"/>
+          </w:tcPr>
           <w:p>
             <w:pPr>
               <w:pStyle w:val="Compact"/>
@@ -8481,7 +8628,9 @@
           </w:p>
         </w:tc>
         <w:tc>
-          <w:tcPr/>
+          <w:tcPr>
+            <w:shd w:val="clear" w:color="auto" w:fill="FAFCFE"/>
+          </w:tcPr>
           <w:p>
             <w:pPr>
               <w:pStyle w:val="Compact"/>
